--- a/Тестовая документация/Тестовая_документация_Планирование_спринта_PRO.docx
+++ b/Тестовая документация/Тестовая_документация_Планирование_спринта_PRO.docx
@@ -15,7 +15,7 @@
         <w:rPr>
           <w:i/>
         </w:rPr>
-        <w:t>Управление кросс-функциональной командой · v1.45.0 · 07.10.2026</w:t>
+        <w:t>Управление кросс-функциональной командой · v1.46.0 · 07.10.2026</w:t>
       </w:r>
     </w:p>
     <w:p>
@@ -919,7 +919,7 @@
     </w:p>
     <w:p>
       <w:r>
-        <w:t>Всего автоматизированных проверок: 48 (frontend e2e: 39 + smoke по всем разделам; backend: 7; analytics: 2). Все кейсы автоматизированы и входят в регрессию `make test`.</w:t>
+        <w:t>Всего автоматизированных проверок: 49 (frontend e2e: 40 + smoke по всем разделам; backend: 7; analytics: 2). Все кейсы автоматизированы и входят в регрессию `make test`.</w:t>
       </w:r>
     </w:p>
     <w:p>
@@ -1227,17 +1227,17 @@
           </w:tcPr>
           <w:p>
             <w:r>
-              <w:t>EDA</w:t>
-            </w:r>
-          </w:p>
-        </w:tc>
-        <w:tc>
-          <w:tcPr>
-            <w:tcW w:type="dxa" w:w="2160"/>
-          </w:tcPr>
-          <w:p>
-            <w:r>
-              <w:t>report renders KPIs, charts and tables</w:t>
+              <w:t>tables</w:t>
+            </w:r>
+          </w:p>
+        </w:tc>
+        <w:tc>
+          <w:tcPr>
+            <w:tcW w:type="dxa" w:w="2160"/>
+          </w:tcPr>
+          <w:p>
+            <w:r>
+              <w:t>columns are resizable (grips + fixed layout)</w:t>
             </w:r>
           </w:p>
         </w:tc>
@@ -1269,17 +1269,17 @@
           </w:tcPr>
           <w:p>
             <w:r>
-              <w:t>starmap</w:t>
-            </w:r>
-          </w:p>
-        </w:tc>
-        <w:tc>
-          <w:tcPr>
-            <w:tcW w:type="dxa" w:w="2160"/>
-          </w:tcPr>
-          <w:p>
-            <w:r>
-              <w:t>competency radars + matrix render</w:t>
+              <w:t>EDA</w:t>
+            </w:r>
+          </w:p>
+        </w:tc>
+        <w:tc>
+          <w:tcPr>
+            <w:tcW w:type="dxa" w:w="2160"/>
+          </w:tcPr>
+          <w:p>
+            <w:r>
+              <w:t>report renders KPIs, charts and tables</w:t>
             </w:r>
           </w:p>
         </w:tc>
@@ -1311,17 +1311,17 @@
           </w:tcPr>
           <w:p>
             <w:r>
-              <w:t>agile-maturity</w:t>
-            </w:r>
-          </w:p>
-        </w:tc>
-        <w:tc>
-          <w:tcPr>
-            <w:tcW w:type="dxa" w:w="2160"/>
-          </w:tcPr>
-          <w:p>
-            <w:r>
-              <w:t>Scrum/Kanban/SAFe tabs render</w:t>
+              <w:t>starmap</w:t>
+            </w:r>
+          </w:p>
+        </w:tc>
+        <w:tc>
+          <w:tcPr>
+            <w:tcW w:type="dxa" w:w="2160"/>
+          </w:tcPr>
+          <w:p>
+            <w:r>
+              <w:t>competency radars + matrix render</w:t>
             </w:r>
           </w:p>
         </w:tc>
@@ -1353,17 +1353,17 @@
           </w:tcPr>
           <w:p>
             <w:r>
-              <w:t>integrations</w:t>
-            </w:r>
-          </w:p>
-        </w:tc>
-        <w:tc>
-          <w:tcPr>
-            <w:tcW w:type="dxa" w:w="2160"/>
-          </w:tcPr>
-          <w:p>
-            <w:r>
-              <w:t>Atlassian product catalog renders</w:t>
+              <w:t>agile-maturity</w:t>
+            </w:r>
+          </w:p>
+        </w:tc>
+        <w:tc>
+          <w:tcPr>
+            <w:tcW w:type="dxa" w:w="2160"/>
+          </w:tcPr>
+          <w:p>
+            <w:r>
+              <w:t>Scrum/Kanban/SAFe tabs render</w:t>
             </w:r>
           </w:p>
         </w:tc>
@@ -1395,17 +1395,17 @@
           </w:tcPr>
           <w:p>
             <w:r>
-              <w:t>sidebar</w:t>
-            </w:r>
-          </w:p>
-        </w:tc>
-        <w:tc>
-          <w:tcPr>
-            <w:tcW w:type="dxa" w:w="2160"/>
-          </w:tcPr>
-          <w:p>
-            <w:r>
-              <w:t>collapse/pin/filter smart nav</w:t>
+              <w:t>integrations</w:t>
+            </w:r>
+          </w:p>
+        </w:tc>
+        <w:tc>
+          <w:tcPr>
+            <w:tcW w:type="dxa" w:w="2160"/>
+          </w:tcPr>
+          <w:p>
+            <w:r>
+              <w:t>Atlassian product catalog renders</w:t>
             </w:r>
           </w:p>
         </w:tc>
@@ -1437,17 +1437,17 @@
           </w:tcPr>
           <w:p>
             <w:r>
-              <w:t>toolbar</w:t>
-            </w:r>
-          </w:p>
-        </w:tc>
-        <w:tc>
-          <w:tcPr>
-            <w:tcW w:type="dxa" w:w="2160"/>
-          </w:tcPr>
-          <w:p>
-            <w:r>
-              <w:t>data actions grouped in «Данные» menu</w:t>
+              <w:t>sidebar</w:t>
+            </w:r>
+          </w:p>
+        </w:tc>
+        <w:tc>
+          <w:tcPr>
+            <w:tcW w:type="dxa" w:w="2160"/>
+          </w:tcPr>
+          <w:p>
+            <w:r>
+              <w:t>collapse/pin/filter smart nav</w:t>
             </w:r>
           </w:p>
         </w:tc>
@@ -1479,17 +1479,17 @@
           </w:tcPr>
           <w:p>
             <w:r>
-              <w:t>automation</w:t>
-            </w:r>
-          </w:p>
-        </w:tc>
-        <w:tc>
-          <w:tcPr>
-            <w:tcW w:type="dxa" w:w="2160"/>
-          </w:tcPr>
-          <w:p>
-            <w:r>
-              <w:t>data-quality checks engine runs</w:t>
+              <w:t>toolbar</w:t>
+            </w:r>
+          </w:p>
+        </w:tc>
+        <w:tc>
+          <w:tcPr>
+            <w:tcW w:type="dxa" w:w="2160"/>
+          </w:tcPr>
+          <w:p>
+            <w:r>
+              <w:t>data actions grouped in «Данные» menu</w:t>
             </w:r>
           </w:p>
         </w:tc>
@@ -1521,17 +1521,17 @@
           </w:tcPr>
           <w:p>
             <w:r>
-              <w:t>kanban</w:t>
-            </w:r>
-          </w:p>
-        </w:tc>
-        <w:tc>
-          <w:tcPr>
-            <w:tcW w:type="dxa" w:w="2160"/>
-          </w:tcPr>
-          <w:p>
-            <w:r>
-              <w:t>multi-board renders task cards</w:t>
+              <w:t>automation</w:t>
+            </w:r>
+          </w:p>
+        </w:tc>
+        <w:tc>
+          <w:tcPr>
+            <w:tcW w:type="dxa" w:w="2160"/>
+          </w:tcPr>
+          <w:p>
+            <w:r>
+              <w:t>data-quality checks engine runs</w:t>
             </w:r>
           </w:p>
         </w:tc>
@@ -1563,17 +1563,17 @@
           </w:tcPr>
           <w:p>
             <w:r>
-              <w:t>releases</w:t>
-            </w:r>
-          </w:p>
-        </w:tc>
-        <w:tc>
-          <w:tcPr>
-            <w:tcW w:type="dxa" w:w="2160"/>
-          </w:tcPr>
-          <w:p>
-            <w:r>
-              <w:t>composition engine returns structure</w:t>
+              <w:t>kanban</w:t>
+            </w:r>
+          </w:p>
+        </w:tc>
+        <w:tc>
+          <w:tcPr>
+            <w:tcW w:type="dxa" w:w="2160"/>
+          </w:tcPr>
+          <w:p>
+            <w:r>
+              <w:t>multi-board renders task cards</w:t>
             </w:r>
           </w:p>
         </w:tc>
@@ -1605,17 +1605,17 @@
           </w:tcPr>
           <w:p>
             <w:r>
-              <w:t>whiteboard</w:t>
-            </w:r>
-          </w:p>
-        </w:tc>
-        <w:tc>
-          <w:tcPr>
-            <w:tcW w:type="dxa" w:w="2160"/>
-          </w:tcPr>
-          <w:p>
-            <w:r>
-              <w:t>add sticky note</w:t>
+              <w:t>releases</w:t>
+            </w:r>
+          </w:p>
+        </w:tc>
+        <w:tc>
+          <w:tcPr>
+            <w:tcW w:type="dxa" w:w="2160"/>
+          </w:tcPr>
+          <w:p>
+            <w:r>
+              <w:t>composition engine returns structure</w:t>
             </w:r>
           </w:p>
         </w:tc>
@@ -1647,17 +1647,17 @@
           </w:tcPr>
           <w:p>
             <w:r>
-              <w:t>data</w:t>
-            </w:r>
-          </w:p>
-        </w:tc>
-        <w:tc>
-          <w:tcPr>
-            <w:tcW w:type="dxa" w:w="2160"/>
-          </w:tcPr>
-          <w:p>
-            <w:r>
-              <w:t>migrate() idempotent and save() persists</w:t>
+              <w:t>whiteboard</w:t>
+            </w:r>
+          </w:p>
+        </w:tc>
+        <w:tc>
+          <w:tcPr>
+            <w:tcW w:type="dxa" w:w="2160"/>
+          </w:tcPr>
+          <w:p>
+            <w:r>
+              <w:t>add sticky note</w:t>
             </w:r>
           </w:p>
         </w:tc>
@@ -1689,17 +1689,17 @@
           </w:tcPr>
           <w:p>
             <w:r>
-              <w:t>security</w:t>
-            </w:r>
-          </w:p>
-        </w:tc>
-        <w:tc>
-          <w:tcPr>
-            <w:tcW w:type="dxa" w:w="2160"/>
-          </w:tcPr>
-          <w:p>
-            <w:r>
-              <w:t>save() is gated by edit permission</w:t>
+              <w:t>data</w:t>
+            </w:r>
+          </w:p>
+        </w:tc>
+        <w:tc>
+          <w:tcPr>
+            <w:tcW w:type="dxa" w:w="2160"/>
+          </w:tcPr>
+          <w:p>
+            <w:r>
+              <w:t>migrate() idempotent and save() persists</w:t>
             </w:r>
           </w:p>
         </w:tc>
@@ -1731,17 +1731,17 @@
           </w:tcPr>
           <w:p>
             <w:r>
-              <w:t>support</w:t>
-            </w:r>
-          </w:p>
-        </w:tc>
-        <w:tc>
-          <w:tcPr>
-            <w:tcW w:type="dxa" w:w="2160"/>
-          </w:tcPr>
-          <w:p>
-            <w:r>
-              <w:t>documents listed, admin guide excluded</w:t>
+              <w:t>security</w:t>
+            </w:r>
+          </w:p>
+        </w:tc>
+        <w:tc>
+          <w:tcPr>
+            <w:tcW w:type="dxa" w:w="2160"/>
+          </w:tcPr>
+          <w:p>
+            <w:r>
+              <w:t>save() is gated by edit permission</w:t>
             </w:r>
           </w:p>
         </w:tc>
@@ -1773,17 +1773,17 @@
           </w:tcPr>
           <w:p>
             <w:r>
-              <w:t>export</w:t>
-            </w:r>
-          </w:p>
-        </w:tc>
-        <w:tc>
-          <w:tcPr>
-            <w:tcW w:type="dxa" w:w="2160"/>
-          </w:tcPr>
-          <w:p>
-            <w:r>
-              <w:t>Excel workbook is a valid package</w:t>
+              <w:t>support</w:t>
+            </w:r>
+          </w:p>
+        </w:tc>
+        <w:tc>
+          <w:tcPr>
+            <w:tcW w:type="dxa" w:w="2160"/>
+          </w:tcPr>
+          <w:p>
+            <w:r>
+              <w:t>documents listed, admin guide excluded</w:t>
             </w:r>
           </w:p>
         </w:tc>
@@ -1815,17 +1815,17 @@
           </w:tcPr>
           <w:p>
             <w:r>
-              <w:t>report</w:t>
-            </w:r>
-          </w:p>
-        </w:tc>
-        <w:tc>
-          <w:tcPr>
-            <w:tcW w:type="dxa" w:w="2160"/>
-          </w:tcPr>
-          <w:p>
-            <w:r>
-              <w:t>PPTX builds with all slides and no corruption</w:t>
+              <w:t>export</w:t>
+            </w:r>
+          </w:p>
+        </w:tc>
+        <w:tc>
+          <w:tcPr>
+            <w:tcW w:type="dxa" w:w="2160"/>
+          </w:tcPr>
+          <w:p>
+            <w:r>
+              <w:t>Excel workbook is a valid package</w:t>
             </w:r>
           </w:p>
         </w:tc>
@@ -1857,17 +1857,17 @@
           </w:tcPr>
           <w:p>
             <w:r>
-              <w:t>wsjf</w:t>
-            </w:r>
-          </w:p>
-        </w:tc>
-        <w:tc>
-          <w:tcPr>
-            <w:tcW w:type="dxa" w:w="2160"/>
-          </w:tcPr>
-          <w:p>
-            <w:r>
-              <w:t>score, Cost of Delay and ranking render</w:t>
+              <w:t>report</w:t>
+            </w:r>
+          </w:p>
+        </w:tc>
+        <w:tc>
+          <w:tcPr>
+            <w:tcW w:type="dxa" w:w="2160"/>
+          </w:tcPr>
+          <w:p>
+            <w:r>
+              <w:t>PPTX builds with all slides and no corruption</w:t>
             </w:r>
           </w:p>
         </w:tc>
@@ -1899,17 +1899,17 @@
           </w:tcPr>
           <w:p>
             <w:r>
-              <w:t>goals</w:t>
-            </w:r>
-          </w:p>
-        </w:tc>
-        <w:tc>
-          <w:tcPr>
-            <w:tcW w:type="dxa" w:w="2160"/>
-          </w:tcPr>
-          <w:p>
-            <w:r>
-              <w:t>per-sprint goal + auto achievement %</w:t>
+              <w:t>wsjf</w:t>
+            </w:r>
+          </w:p>
+        </w:tc>
+        <w:tc>
+          <w:tcPr>
+            <w:tcW w:type="dxa" w:w="2160"/>
+          </w:tcPr>
+          <w:p>
+            <w:r>
+              <w:t>score, Cost of Delay and ranking render</w:t>
             </w:r>
           </w:p>
         </w:tc>
@@ -1941,17 +1941,17 @@
           </w:tcPr>
           <w:p>
             <w:r>
-              <w:t>risk</w:t>
-            </w:r>
-          </w:p>
-        </w:tc>
-        <w:tc>
-          <w:tcPr>
-            <w:tcW w:type="dxa" w:w="2160"/>
-          </w:tcPr>
-          <w:p>
-            <w:r>
-              <w:t>sprint risk forecast computes and shows on dashboard</w:t>
+              <w:t>goals</w:t>
+            </w:r>
+          </w:p>
+        </w:tc>
+        <w:tc>
+          <w:tcPr>
+            <w:tcW w:type="dxa" w:w="2160"/>
+          </w:tcPr>
+          <w:p>
+            <w:r>
+              <w:t>per-sprint goal + auto achievement %</w:t>
             </w:r>
           </w:p>
         </w:tc>
@@ -1983,17 +1983,17 @@
           </w:tcPr>
           <w:p>
             <w:r>
-              <w:t>carryover</w:t>
-            </w:r>
-          </w:p>
-        </w:tc>
-        <w:tc>
-          <w:tcPr>
-            <w:tcW w:type="dxa" w:w="2160"/>
-          </w:tcPr>
-          <w:p>
-            <w:r>
-              <w:t>unfinished tasks move to next sprint</w:t>
+              <w:t>risk</w:t>
+            </w:r>
+          </w:p>
+        </w:tc>
+        <w:tc>
+          <w:tcPr>
+            <w:tcW w:type="dxa" w:w="2160"/>
+          </w:tcPr>
+          <w:p>
+            <w:r>
+              <w:t>sprint risk forecast computes and shows on dashboard</w:t>
             </w:r>
           </w:p>
         </w:tc>
@@ -2025,17 +2025,17 @@
           </w:tcPr>
           <w:p>
             <w:r>
-              <w:t>wip</w:t>
-            </w:r>
-          </w:p>
-        </w:tc>
-        <w:tc>
-          <w:tcPr>
-            <w:tcW w:type="dxa" w:w="2160"/>
-          </w:tcPr>
-          <w:p>
-            <w:r>
-              <w:t>per-column limits flagged when exceeded</w:t>
+              <w:t>carryover</w:t>
+            </w:r>
+          </w:p>
+        </w:tc>
+        <w:tc>
+          <w:tcPr>
+            <w:tcW w:type="dxa" w:w="2160"/>
+          </w:tcPr>
+          <w:p>
+            <w:r>
+              <w:t>unfinished tasks move to next sprint</w:t>
             </w:r>
           </w:p>
         </w:tc>
@@ -2067,17 +2067,17 @@
           </w:tcPr>
           <w:p>
             <w:r>
-              <w:t>duplicates</w:t>
-            </w:r>
-          </w:p>
-        </w:tc>
-        <w:tc>
-          <w:tcPr>
-            <w:tcW w:type="dxa" w:w="2160"/>
-          </w:tcPr>
-          <w:p>
-            <w:r>
-              <w:t>fuzzy title similarity</w:t>
+              <w:t>wip</w:t>
+            </w:r>
+          </w:p>
+        </w:tc>
+        <w:tc>
+          <w:tcPr>
+            <w:tcW w:type="dxa" w:w="2160"/>
+          </w:tcPr>
+          <w:p>
+            <w:r>
+              <w:t>per-column limits flagged when exceeded</w:t>
             </w:r>
           </w:p>
         </w:tc>
@@ -2109,17 +2109,17 @@
           </w:tcPr>
           <w:p>
             <w:r>
-              <w:t>okr</w:t>
-            </w:r>
-          </w:p>
-        </w:tc>
-        <w:tc>
-          <w:tcPr>
-            <w:tcW w:type="dxa" w:w="2160"/>
-          </w:tcPr>
-          <w:p>
-            <w:r>
-              <w:t>Key Result -&gt; task traceability</w:t>
+              <w:t>duplicates</w:t>
+            </w:r>
+          </w:p>
+        </w:tc>
+        <w:tc>
+          <w:tcPr>
+            <w:tcW w:type="dxa" w:w="2160"/>
+          </w:tcPr>
+          <w:p>
+            <w:r>
+              <w:t>fuzzy title similarity</w:t>
             </w:r>
           </w:p>
         </w:tc>
@@ -2151,17 +2151,17 @@
           </w:tcPr>
           <w:p>
             <w:r>
-              <w:t>scope</w:t>
-            </w:r>
-          </w:p>
-        </w:tc>
-        <w:tc>
-          <w:tcPr>
-            <w:tcW w:type="dxa" w:w="2160"/>
-          </w:tcPr>
-          <w:p>
-            <w:r>
-              <w:t>creep log and baseline tools</w:t>
+              <w:t>okr</w:t>
+            </w:r>
+          </w:p>
+        </w:tc>
+        <w:tc>
+          <w:tcPr>
+            <w:tcW w:type="dxa" w:w="2160"/>
+          </w:tcPr>
+          <w:p>
+            <w:r>
+              <w:t>Key Result -&gt; task traceability</w:t>
             </w:r>
           </w:p>
         </w:tc>
@@ -2193,17 +2193,17 @@
           </w:tcPr>
           <w:p>
             <w:r>
-              <w:t>forecast</w:t>
-            </w:r>
-          </w:p>
-        </w:tc>
-        <w:tc>
-          <w:tcPr>
-            <w:tcW w:type="dxa" w:w="2160"/>
-          </w:tcPr>
-          <w:p>
-            <w:r>
-              <w:t>Monte-Carlo dates, flow efficiency, bug SLA</w:t>
+              <w:t>scope</w:t>
+            </w:r>
+          </w:p>
+        </w:tc>
+        <w:tc>
+          <w:tcPr>
+            <w:tcW w:type="dxa" w:w="2160"/>
+          </w:tcPr>
+          <w:p>
+            <w:r>
+              <w:t>creep log and baseline tools</w:t>
             </w:r>
           </w:p>
         </w:tc>
@@ -2235,17 +2235,17 @@
           </w:tcPr>
           <w:p>
             <w:r>
-              <w:t>release+pi</w:t>
-            </w:r>
-          </w:p>
-        </w:tc>
-        <w:tc>
-          <w:tcPr>
-            <w:tcW w:type="dxa" w:w="2160"/>
-          </w:tcPr>
-          <w:p>
-            <w:r>
-              <w:t>confidence, burn-up, program board</w:t>
+              <w:t>forecast</w:t>
+            </w:r>
+          </w:p>
+        </w:tc>
+        <w:tc>
+          <w:tcPr>
+            <w:tcW w:type="dxa" w:w="2160"/>
+          </w:tcPr>
+          <w:p>
+            <w:r>
+              <w:t>Monte-Carlo dates, flow efficiency, bug SLA</w:t>
             </w:r>
           </w:p>
         </w:tc>
@@ -2277,17 +2277,17 @@
           </w:tcPr>
           <w:p>
             <w:r>
-              <w:t>integrations</w:t>
-            </w:r>
-          </w:p>
-        </w:tc>
-        <w:tc>
-          <w:tcPr>
-            <w:tcW w:type="dxa" w:w="2160"/>
-          </w:tcPr>
-          <w:p>
-            <w:r>
-              <w:t>escalate/publish/jira-sync/skills triggers</w:t>
+              <w:t>release+pi</w:t>
+            </w:r>
+          </w:p>
+        </w:tc>
+        <w:tc>
+          <w:tcPr>
+            <w:tcW w:type="dxa" w:w="2160"/>
+          </w:tcPr>
+          <w:p>
+            <w:r>
+              <w:t>confidence, burn-up, program board</w:t>
             </w:r>
           </w:p>
         </w:tc>
@@ -2319,17 +2319,17 @@
           </w:tcPr>
           <w:p>
             <w:r>
-              <w:t>whiteboard2</w:t>
-            </w:r>
-          </w:p>
-        </w:tc>
-        <w:tc>
-          <w:tcPr>
-            <w:tcW w:type="dxa" w:w="2160"/>
-          </w:tcPr>
-          <w:p>
-            <w:r>
-              <w:t>connectors, quick-add, animation, cleanup</w:t>
+              <w:t>integrations</w:t>
+            </w:r>
+          </w:p>
+        </w:tc>
+        <w:tc>
+          <w:tcPr>
+            <w:tcW w:type="dxa" w:w="2160"/>
+          </w:tcPr>
+          <w:p>
+            <w:r>
+              <w:t>escalate/publish/jira-sync/skills triggers</w:t>
             </w:r>
           </w:p>
         </w:tc>
@@ -2361,17 +2361,17 @@
           </w:tcPr>
           <w:p>
             <w:r>
-              <w:t>evm</w:t>
-            </w:r>
-          </w:p>
-        </w:tc>
-        <w:tc>
-          <w:tcPr>
-            <w:tcW w:type="dxa" w:w="2160"/>
-          </w:tcPr>
-          <w:p>
-            <w:r>
-              <w:t>PV/EV/AC, CPI/SPI, EAC forecast</w:t>
+              <w:t>whiteboard2</w:t>
+            </w:r>
+          </w:p>
+        </w:tc>
+        <w:tc>
+          <w:tcPr>
+            <w:tcW w:type="dxa" w:w="2160"/>
+          </w:tcPr>
+          <w:p>
+            <w:r>
+              <w:t>connectors, quick-add, animation, cleanup</w:t>
             </w:r>
           </w:p>
         </w:tc>
@@ -2403,17 +2403,17 @@
           </w:tcPr>
           <w:p>
             <w:r>
-              <w:t>poker</w:t>
-            </w:r>
-          </w:p>
-        </w:tc>
-        <w:tc>
-          <w:tcPr>
-            <w:tcW w:type="dxa" w:w="2160"/>
-          </w:tcPr>
-          <w:p>
-            <w:r>
-              <w:t>reveal median/consensus on Fibonacci</w:t>
+              <w:t>evm</w:t>
+            </w:r>
+          </w:p>
+        </w:tc>
+        <w:tc>
+          <w:tcPr>
+            <w:tcW w:type="dxa" w:w="2160"/>
+          </w:tcPr>
+          <w:p>
+            <w:r>
+              <w:t>PV/EV/AC, CPI/SPI, EAC forecast</w:t>
             </w:r>
           </w:p>
         </w:tc>
@@ -2445,17 +2445,17 @@
           </w:tcPr>
           <w:p>
             <w:r>
-              <w:t>wbs</w:t>
-            </w:r>
-          </w:p>
-        </w:tc>
-        <w:tc>
-          <w:tcPr>
-            <w:tcW w:type="dxa" w:w="2160"/>
-          </w:tcPr>
-          <w:p>
-            <w:r>
-              <w:t>Epic rollup of child estimates</w:t>
+              <w:t>poker</w:t>
+            </w:r>
+          </w:p>
+        </w:tc>
+        <w:tc>
+          <w:tcPr>
+            <w:tcW w:type="dxa" w:w="2160"/>
+          </w:tcPr>
+          <w:p>
+            <w:r>
+              <w:t>reveal median/consensus on Fibonacci</w:t>
             </w:r>
           </w:p>
         </w:tc>
@@ -2487,17 +2487,17 @@
           </w:tcPr>
           <w:p>
             <w:r>
-              <w:t>status-report</w:t>
-            </w:r>
-          </w:p>
-        </w:tc>
-        <w:tc>
-          <w:tcPr>
-            <w:tcW w:type="dxa" w:w="2160"/>
-          </w:tcPr>
-          <w:p>
-            <w:r>
-              <w:t>RAG summary generated from data</w:t>
+              <w:t>wbs</w:t>
+            </w:r>
+          </w:p>
+        </w:tc>
+        <w:tc>
+          <w:tcPr>
+            <w:tcW w:type="dxa" w:w="2160"/>
+          </w:tcPr>
+          <w:p>
+            <w:r>
+              <w:t>Epic rollup of child estimates</w:t>
             </w:r>
           </w:p>
         </w:tc>
@@ -2529,17 +2529,17 @@
           </w:tcPr>
           <w:p>
             <w:r>
-              <w:t>pm-registers</w:t>
-            </w:r>
-          </w:p>
-        </w:tc>
-        <w:tc>
-          <w:tcPr>
-            <w:tcW w:type="dxa" w:w="2160"/>
-          </w:tcPr>
-          <w:p>
-            <w:r>
-              <w:t>change/issues/stakeholders/... + portfolio snapshot</w:t>
+              <w:t>status-report</w:t>
+            </w:r>
+          </w:p>
+        </w:tc>
+        <w:tc>
+          <w:tcPr>
+            <w:tcW w:type="dxa" w:w="2160"/>
+          </w:tcPr>
+          <w:p>
+            <w:r>
+              <w:t>RAG summary generated from data</w:t>
             </w:r>
           </w:p>
         </w:tc>
@@ -2571,17 +2571,17 @@
           </w:tcPr>
           <w:p>
             <w:r>
-              <w:t>health-perf</w:t>
-            </w:r>
-          </w:p>
-        </w:tc>
-        <w:tc>
-          <w:tcPr>
-            <w:tcW w:type="dxa" w:w="2160"/>
-          </w:tcPr>
-          <w:p>
-            <w:r>
-              <w:t>bus factor, DORA, aging WIP, say-do, health check</w:t>
+              <w:t>pm-registers</w:t>
+            </w:r>
+          </w:p>
+        </w:tc>
+        <w:tc>
+          <w:tcPr>
+            <w:tcW w:type="dxa" w:w="2160"/>
+          </w:tcPr>
+          <w:p>
+            <w:r>
+              <w:t>change/issues/stakeholders/... + portfolio snapshot</w:t>
             </w:r>
           </w:p>
         </w:tc>
@@ -2604,6 +2604,48 @@
           <w:p>
             <w:r>
               <w:t>TC-F038</w:t>
+            </w:r>
+          </w:p>
+        </w:tc>
+        <w:tc>
+          <w:tcPr>
+            <w:tcW w:type="dxa" w:w="2160"/>
+          </w:tcPr>
+          <w:p>
+            <w:r>
+              <w:t>health-perf</w:t>
+            </w:r>
+          </w:p>
+        </w:tc>
+        <w:tc>
+          <w:tcPr>
+            <w:tcW w:type="dxa" w:w="2160"/>
+          </w:tcPr>
+          <w:p>
+            <w:r>
+              <w:t>bus factor, DORA, aging WIP, say-do, health check</w:t>
+            </w:r>
+          </w:p>
+        </w:tc>
+        <w:tc>
+          <w:tcPr>
+            <w:tcW w:type="dxa" w:w="2160"/>
+          </w:tcPr>
+          <w:p>
+            <w:r>
+              <w:t>e2e: run_e2e.py</w:t>
+            </w:r>
+          </w:p>
+        </w:tc>
+      </w:tr>
+      <w:tr>
+        <w:tc>
+          <w:tcPr>
+            <w:tcW w:type="dxa" w:w="2160"/>
+          </w:tcPr>
+          <w:p>
+            <w:r>
+              <w:t>TC-F039</w:t>
             </w:r>
           </w:p>
         </w:tc>
@@ -3731,7 +3773,7 @@
         <w:rPr>
           <w:i/>
         </w:rPr>
-        <w:t>Сгенерировано из набора тестов приложения «Управление кросс-функциональной командой» v1.45.0 (07.10.2026). Публикуется и обновляется при каждом релизе.</w:t>
+        <w:t>Сгенерировано из набора тестов приложения «Управление кросс-функциональной командой» v1.46.0 (07.10.2026). Публикуется и обновляется при каждом релизе.</w:t>
       </w:r>
     </w:p>
     <w:sectPr>

--- a/Тестовая документация/Тестовая_документация_Планирование_спринта_PRO.docx
+++ b/Тестовая документация/Тестовая_документация_Планирование_спринта_PRO.docx
@@ -15,7 +15,7 @@
         <w:rPr>
           <w:i/>
         </w:rPr>
-        <w:t>Управление кросс-функциональной командой · v1.46.0 · 07.10.2026</w:t>
+        <w:t>Управление кросс-функциональной командой · v1.46.0 · 28.10.2026</w:t>
       </w:r>
     </w:p>
     <w:p>
@@ -919,7 +919,7 @@
     </w:p>
     <w:p>
       <w:r>
-        <w:t>Всего автоматизированных проверок: 49 (frontend e2e: 40 + smoke по всем разделам; backend: 7; analytics: 2). Все кейсы автоматизированы и входят в регрессию `make test`.</w:t>
+        <w:t>Всего автоматизированных проверок: 51 (frontend e2e: 41 + smoke по всем разделам; backend: 8; analytics: 2). Все кейсы автоматизированы и входят в регрессию `make test`.</w:t>
       </w:r>
     </w:p>
     <w:p>
@@ -1237,7 +1237,7 @@
           </w:tcPr>
           <w:p>
             <w:r>
-              <w:t>columns are resizable (grips + fixed layout)</w:t>
+              <w:t>columns are resizable (grips survive sort/filter)</w:t>
             </w:r>
           </w:p>
         </w:tc>
@@ -1269,17 +1269,17 @@
           </w:tcPr>
           <w:p>
             <w:r>
-              <w:t>EDA</w:t>
-            </w:r>
-          </w:p>
-        </w:tc>
-        <w:tc>
-          <w:tcPr>
-            <w:tcW w:type="dxa" w:w="2160"/>
-          </w:tcPr>
-          <w:p>
-            <w:r>
-              <w:t>report renders KPIs, charts and tables</w:t>
+              <w:t>import</w:t>
+            </w:r>
+          </w:p>
+        </w:tc>
+        <w:tc>
+          <w:tcPr>
+            <w:tcW w:type="dxa" w:w="2160"/>
+          </w:tcPr>
+          <w:p>
+            <w:r>
+              <w:t>partial JSON is normalized by migrate() without crashing</w:t>
             </w:r>
           </w:p>
         </w:tc>
@@ -1311,17 +1311,17 @@
           </w:tcPr>
           <w:p>
             <w:r>
-              <w:t>starmap</w:t>
-            </w:r>
-          </w:p>
-        </w:tc>
-        <w:tc>
-          <w:tcPr>
-            <w:tcW w:type="dxa" w:w="2160"/>
-          </w:tcPr>
-          <w:p>
-            <w:r>
-              <w:t>competency radars + matrix render</w:t>
+              <w:t>EDA</w:t>
+            </w:r>
+          </w:p>
+        </w:tc>
+        <w:tc>
+          <w:tcPr>
+            <w:tcW w:type="dxa" w:w="2160"/>
+          </w:tcPr>
+          <w:p>
+            <w:r>
+              <w:t>report renders KPIs, charts and tables</w:t>
             </w:r>
           </w:p>
         </w:tc>
@@ -1353,17 +1353,17 @@
           </w:tcPr>
           <w:p>
             <w:r>
-              <w:t>agile-maturity</w:t>
-            </w:r>
-          </w:p>
-        </w:tc>
-        <w:tc>
-          <w:tcPr>
-            <w:tcW w:type="dxa" w:w="2160"/>
-          </w:tcPr>
-          <w:p>
-            <w:r>
-              <w:t>Scrum/Kanban/SAFe tabs render</w:t>
+              <w:t>starmap</w:t>
+            </w:r>
+          </w:p>
+        </w:tc>
+        <w:tc>
+          <w:tcPr>
+            <w:tcW w:type="dxa" w:w="2160"/>
+          </w:tcPr>
+          <w:p>
+            <w:r>
+              <w:t>competency radars + matrix render</w:t>
             </w:r>
           </w:p>
         </w:tc>
@@ -1395,17 +1395,17 @@
           </w:tcPr>
           <w:p>
             <w:r>
-              <w:t>integrations</w:t>
-            </w:r>
-          </w:p>
-        </w:tc>
-        <w:tc>
-          <w:tcPr>
-            <w:tcW w:type="dxa" w:w="2160"/>
-          </w:tcPr>
-          <w:p>
-            <w:r>
-              <w:t>Atlassian product catalog renders</w:t>
+              <w:t>agile-maturity</w:t>
+            </w:r>
+          </w:p>
+        </w:tc>
+        <w:tc>
+          <w:tcPr>
+            <w:tcW w:type="dxa" w:w="2160"/>
+          </w:tcPr>
+          <w:p>
+            <w:r>
+              <w:t>Scrum/Kanban/SAFe tabs render</w:t>
             </w:r>
           </w:p>
         </w:tc>
@@ -1437,17 +1437,17 @@
           </w:tcPr>
           <w:p>
             <w:r>
-              <w:t>sidebar</w:t>
-            </w:r>
-          </w:p>
-        </w:tc>
-        <w:tc>
-          <w:tcPr>
-            <w:tcW w:type="dxa" w:w="2160"/>
-          </w:tcPr>
-          <w:p>
-            <w:r>
-              <w:t>collapse/pin/filter smart nav</w:t>
+              <w:t>integrations</w:t>
+            </w:r>
+          </w:p>
+        </w:tc>
+        <w:tc>
+          <w:tcPr>
+            <w:tcW w:type="dxa" w:w="2160"/>
+          </w:tcPr>
+          <w:p>
+            <w:r>
+              <w:t>Atlassian product catalog renders</w:t>
             </w:r>
           </w:p>
         </w:tc>
@@ -1479,17 +1479,17 @@
           </w:tcPr>
           <w:p>
             <w:r>
-              <w:t>toolbar</w:t>
-            </w:r>
-          </w:p>
-        </w:tc>
-        <w:tc>
-          <w:tcPr>
-            <w:tcW w:type="dxa" w:w="2160"/>
-          </w:tcPr>
-          <w:p>
-            <w:r>
-              <w:t>data actions grouped in «Данные» menu</w:t>
+              <w:t>sidebar</w:t>
+            </w:r>
+          </w:p>
+        </w:tc>
+        <w:tc>
+          <w:tcPr>
+            <w:tcW w:type="dxa" w:w="2160"/>
+          </w:tcPr>
+          <w:p>
+            <w:r>
+              <w:t>collapse/pin/filter smart nav</w:t>
             </w:r>
           </w:p>
         </w:tc>
@@ -1521,17 +1521,17 @@
           </w:tcPr>
           <w:p>
             <w:r>
-              <w:t>automation</w:t>
-            </w:r>
-          </w:p>
-        </w:tc>
-        <w:tc>
-          <w:tcPr>
-            <w:tcW w:type="dxa" w:w="2160"/>
-          </w:tcPr>
-          <w:p>
-            <w:r>
-              <w:t>data-quality checks engine runs</w:t>
+              <w:t>toolbar</w:t>
+            </w:r>
+          </w:p>
+        </w:tc>
+        <w:tc>
+          <w:tcPr>
+            <w:tcW w:type="dxa" w:w="2160"/>
+          </w:tcPr>
+          <w:p>
+            <w:r>
+              <w:t>data actions grouped in «Данные» menu</w:t>
             </w:r>
           </w:p>
         </w:tc>
@@ -1563,17 +1563,17 @@
           </w:tcPr>
           <w:p>
             <w:r>
-              <w:t>kanban</w:t>
-            </w:r>
-          </w:p>
-        </w:tc>
-        <w:tc>
-          <w:tcPr>
-            <w:tcW w:type="dxa" w:w="2160"/>
-          </w:tcPr>
-          <w:p>
-            <w:r>
-              <w:t>multi-board renders task cards</w:t>
+              <w:t>automation</w:t>
+            </w:r>
+          </w:p>
+        </w:tc>
+        <w:tc>
+          <w:tcPr>
+            <w:tcW w:type="dxa" w:w="2160"/>
+          </w:tcPr>
+          <w:p>
+            <w:r>
+              <w:t>data-quality checks engine runs</w:t>
             </w:r>
           </w:p>
         </w:tc>
@@ -1605,17 +1605,17 @@
           </w:tcPr>
           <w:p>
             <w:r>
-              <w:t>releases</w:t>
-            </w:r>
-          </w:p>
-        </w:tc>
-        <w:tc>
-          <w:tcPr>
-            <w:tcW w:type="dxa" w:w="2160"/>
-          </w:tcPr>
-          <w:p>
-            <w:r>
-              <w:t>composition engine returns structure</w:t>
+              <w:t>kanban</w:t>
+            </w:r>
+          </w:p>
+        </w:tc>
+        <w:tc>
+          <w:tcPr>
+            <w:tcW w:type="dxa" w:w="2160"/>
+          </w:tcPr>
+          <w:p>
+            <w:r>
+              <w:t>multi-board renders task cards</w:t>
             </w:r>
           </w:p>
         </w:tc>
@@ -1647,17 +1647,17 @@
           </w:tcPr>
           <w:p>
             <w:r>
-              <w:t>whiteboard</w:t>
-            </w:r>
-          </w:p>
-        </w:tc>
-        <w:tc>
-          <w:tcPr>
-            <w:tcW w:type="dxa" w:w="2160"/>
-          </w:tcPr>
-          <w:p>
-            <w:r>
-              <w:t>add sticky note</w:t>
+              <w:t>releases</w:t>
+            </w:r>
+          </w:p>
+        </w:tc>
+        <w:tc>
+          <w:tcPr>
+            <w:tcW w:type="dxa" w:w="2160"/>
+          </w:tcPr>
+          <w:p>
+            <w:r>
+              <w:t>composition engine returns structure</w:t>
             </w:r>
           </w:p>
         </w:tc>
@@ -1689,17 +1689,17 @@
           </w:tcPr>
           <w:p>
             <w:r>
-              <w:t>data</w:t>
-            </w:r>
-          </w:p>
-        </w:tc>
-        <w:tc>
-          <w:tcPr>
-            <w:tcW w:type="dxa" w:w="2160"/>
-          </w:tcPr>
-          <w:p>
-            <w:r>
-              <w:t>migrate() idempotent and save() persists</w:t>
+              <w:t>whiteboard</w:t>
+            </w:r>
+          </w:p>
+        </w:tc>
+        <w:tc>
+          <w:tcPr>
+            <w:tcW w:type="dxa" w:w="2160"/>
+          </w:tcPr>
+          <w:p>
+            <w:r>
+              <w:t>add sticky note</w:t>
             </w:r>
           </w:p>
         </w:tc>
@@ -1731,17 +1731,17 @@
           </w:tcPr>
           <w:p>
             <w:r>
-              <w:t>security</w:t>
-            </w:r>
-          </w:p>
-        </w:tc>
-        <w:tc>
-          <w:tcPr>
-            <w:tcW w:type="dxa" w:w="2160"/>
-          </w:tcPr>
-          <w:p>
-            <w:r>
-              <w:t>save() is gated by edit permission</w:t>
+              <w:t>data</w:t>
+            </w:r>
+          </w:p>
+        </w:tc>
+        <w:tc>
+          <w:tcPr>
+            <w:tcW w:type="dxa" w:w="2160"/>
+          </w:tcPr>
+          <w:p>
+            <w:r>
+              <w:t>migrate() idempotent and save() persists</w:t>
             </w:r>
           </w:p>
         </w:tc>
@@ -1773,17 +1773,17 @@
           </w:tcPr>
           <w:p>
             <w:r>
-              <w:t>support</w:t>
-            </w:r>
-          </w:p>
-        </w:tc>
-        <w:tc>
-          <w:tcPr>
-            <w:tcW w:type="dxa" w:w="2160"/>
-          </w:tcPr>
-          <w:p>
-            <w:r>
-              <w:t>documents listed, admin guide excluded</w:t>
+              <w:t>security</w:t>
+            </w:r>
+          </w:p>
+        </w:tc>
+        <w:tc>
+          <w:tcPr>
+            <w:tcW w:type="dxa" w:w="2160"/>
+          </w:tcPr>
+          <w:p>
+            <w:r>
+              <w:t>save() is gated by edit permission</w:t>
             </w:r>
           </w:p>
         </w:tc>
@@ -1815,17 +1815,17 @@
           </w:tcPr>
           <w:p>
             <w:r>
-              <w:t>export</w:t>
-            </w:r>
-          </w:p>
-        </w:tc>
-        <w:tc>
-          <w:tcPr>
-            <w:tcW w:type="dxa" w:w="2160"/>
-          </w:tcPr>
-          <w:p>
-            <w:r>
-              <w:t>Excel workbook is a valid package</w:t>
+              <w:t>support</w:t>
+            </w:r>
+          </w:p>
+        </w:tc>
+        <w:tc>
+          <w:tcPr>
+            <w:tcW w:type="dxa" w:w="2160"/>
+          </w:tcPr>
+          <w:p>
+            <w:r>
+              <w:t>documents listed, admin guide excluded</w:t>
             </w:r>
           </w:p>
         </w:tc>
@@ -1857,17 +1857,17 @@
           </w:tcPr>
           <w:p>
             <w:r>
-              <w:t>report</w:t>
-            </w:r>
-          </w:p>
-        </w:tc>
-        <w:tc>
-          <w:tcPr>
-            <w:tcW w:type="dxa" w:w="2160"/>
-          </w:tcPr>
-          <w:p>
-            <w:r>
-              <w:t>PPTX builds with all slides and no corruption</w:t>
+              <w:t>export</w:t>
+            </w:r>
+          </w:p>
+        </w:tc>
+        <w:tc>
+          <w:tcPr>
+            <w:tcW w:type="dxa" w:w="2160"/>
+          </w:tcPr>
+          <w:p>
+            <w:r>
+              <w:t>Excel workbook is a valid package</w:t>
             </w:r>
           </w:p>
         </w:tc>
@@ -1899,17 +1899,17 @@
           </w:tcPr>
           <w:p>
             <w:r>
-              <w:t>wsjf</w:t>
-            </w:r>
-          </w:p>
-        </w:tc>
-        <w:tc>
-          <w:tcPr>
-            <w:tcW w:type="dxa" w:w="2160"/>
-          </w:tcPr>
-          <w:p>
-            <w:r>
-              <w:t>score, Cost of Delay and ranking render</w:t>
+              <w:t>report</w:t>
+            </w:r>
+          </w:p>
+        </w:tc>
+        <w:tc>
+          <w:tcPr>
+            <w:tcW w:type="dxa" w:w="2160"/>
+          </w:tcPr>
+          <w:p>
+            <w:r>
+              <w:t>PPTX builds with all slides and no corruption</w:t>
             </w:r>
           </w:p>
         </w:tc>
@@ -1941,17 +1941,17 @@
           </w:tcPr>
           <w:p>
             <w:r>
-              <w:t>goals</w:t>
-            </w:r>
-          </w:p>
-        </w:tc>
-        <w:tc>
-          <w:tcPr>
-            <w:tcW w:type="dxa" w:w="2160"/>
-          </w:tcPr>
-          <w:p>
-            <w:r>
-              <w:t>per-sprint goal + auto achievement %</w:t>
+              <w:t>wsjf</w:t>
+            </w:r>
+          </w:p>
+        </w:tc>
+        <w:tc>
+          <w:tcPr>
+            <w:tcW w:type="dxa" w:w="2160"/>
+          </w:tcPr>
+          <w:p>
+            <w:r>
+              <w:t>score, Cost of Delay and ranking render</w:t>
             </w:r>
           </w:p>
         </w:tc>
@@ -1983,17 +1983,17 @@
           </w:tcPr>
           <w:p>
             <w:r>
-              <w:t>risk</w:t>
-            </w:r>
-          </w:p>
-        </w:tc>
-        <w:tc>
-          <w:tcPr>
-            <w:tcW w:type="dxa" w:w="2160"/>
-          </w:tcPr>
-          <w:p>
-            <w:r>
-              <w:t>sprint risk forecast computes and shows on dashboard</w:t>
+              <w:t>goals</w:t>
+            </w:r>
+          </w:p>
+        </w:tc>
+        <w:tc>
+          <w:tcPr>
+            <w:tcW w:type="dxa" w:w="2160"/>
+          </w:tcPr>
+          <w:p>
+            <w:r>
+              <w:t>per-sprint goal + auto achievement %</w:t>
             </w:r>
           </w:p>
         </w:tc>
@@ -2025,17 +2025,17 @@
           </w:tcPr>
           <w:p>
             <w:r>
-              <w:t>carryover</w:t>
-            </w:r>
-          </w:p>
-        </w:tc>
-        <w:tc>
-          <w:tcPr>
-            <w:tcW w:type="dxa" w:w="2160"/>
-          </w:tcPr>
-          <w:p>
-            <w:r>
-              <w:t>unfinished tasks move to next sprint</w:t>
+              <w:t>risk</w:t>
+            </w:r>
+          </w:p>
+        </w:tc>
+        <w:tc>
+          <w:tcPr>
+            <w:tcW w:type="dxa" w:w="2160"/>
+          </w:tcPr>
+          <w:p>
+            <w:r>
+              <w:t>sprint risk forecast computes and shows on dashboard</w:t>
             </w:r>
           </w:p>
         </w:tc>
@@ -2067,17 +2067,17 @@
           </w:tcPr>
           <w:p>
             <w:r>
-              <w:t>wip</w:t>
-            </w:r>
-          </w:p>
-        </w:tc>
-        <w:tc>
-          <w:tcPr>
-            <w:tcW w:type="dxa" w:w="2160"/>
-          </w:tcPr>
-          <w:p>
-            <w:r>
-              <w:t>per-column limits flagged when exceeded</w:t>
+              <w:t>carryover</w:t>
+            </w:r>
+          </w:p>
+        </w:tc>
+        <w:tc>
+          <w:tcPr>
+            <w:tcW w:type="dxa" w:w="2160"/>
+          </w:tcPr>
+          <w:p>
+            <w:r>
+              <w:t>unfinished tasks move to next sprint</w:t>
             </w:r>
           </w:p>
         </w:tc>
@@ -2109,17 +2109,17 @@
           </w:tcPr>
           <w:p>
             <w:r>
-              <w:t>duplicates</w:t>
-            </w:r>
-          </w:p>
-        </w:tc>
-        <w:tc>
-          <w:tcPr>
-            <w:tcW w:type="dxa" w:w="2160"/>
-          </w:tcPr>
-          <w:p>
-            <w:r>
-              <w:t>fuzzy title similarity</w:t>
+              <w:t>wip</w:t>
+            </w:r>
+          </w:p>
+        </w:tc>
+        <w:tc>
+          <w:tcPr>
+            <w:tcW w:type="dxa" w:w="2160"/>
+          </w:tcPr>
+          <w:p>
+            <w:r>
+              <w:t>per-column limits flagged when exceeded</w:t>
             </w:r>
           </w:p>
         </w:tc>
@@ -2151,17 +2151,17 @@
           </w:tcPr>
           <w:p>
             <w:r>
-              <w:t>okr</w:t>
-            </w:r>
-          </w:p>
-        </w:tc>
-        <w:tc>
-          <w:tcPr>
-            <w:tcW w:type="dxa" w:w="2160"/>
-          </w:tcPr>
-          <w:p>
-            <w:r>
-              <w:t>Key Result -&gt; task traceability</w:t>
+              <w:t>duplicates</w:t>
+            </w:r>
+          </w:p>
+        </w:tc>
+        <w:tc>
+          <w:tcPr>
+            <w:tcW w:type="dxa" w:w="2160"/>
+          </w:tcPr>
+          <w:p>
+            <w:r>
+              <w:t>fuzzy title similarity</w:t>
             </w:r>
           </w:p>
         </w:tc>
@@ -2193,17 +2193,17 @@
           </w:tcPr>
           <w:p>
             <w:r>
-              <w:t>scope</w:t>
-            </w:r>
-          </w:p>
-        </w:tc>
-        <w:tc>
-          <w:tcPr>
-            <w:tcW w:type="dxa" w:w="2160"/>
-          </w:tcPr>
-          <w:p>
-            <w:r>
-              <w:t>creep log and baseline tools</w:t>
+              <w:t>okr</w:t>
+            </w:r>
+          </w:p>
+        </w:tc>
+        <w:tc>
+          <w:tcPr>
+            <w:tcW w:type="dxa" w:w="2160"/>
+          </w:tcPr>
+          <w:p>
+            <w:r>
+              <w:t>Key Result -&gt; task traceability</w:t>
             </w:r>
           </w:p>
         </w:tc>
@@ -2235,17 +2235,17 @@
           </w:tcPr>
           <w:p>
             <w:r>
-              <w:t>forecast</w:t>
-            </w:r>
-          </w:p>
-        </w:tc>
-        <w:tc>
-          <w:tcPr>
-            <w:tcW w:type="dxa" w:w="2160"/>
-          </w:tcPr>
-          <w:p>
-            <w:r>
-              <w:t>Monte-Carlo dates, flow efficiency, bug SLA</w:t>
+              <w:t>scope</w:t>
+            </w:r>
+          </w:p>
+        </w:tc>
+        <w:tc>
+          <w:tcPr>
+            <w:tcW w:type="dxa" w:w="2160"/>
+          </w:tcPr>
+          <w:p>
+            <w:r>
+              <w:t>creep log and baseline tools</w:t>
             </w:r>
           </w:p>
         </w:tc>
@@ -2277,17 +2277,17 @@
           </w:tcPr>
           <w:p>
             <w:r>
-              <w:t>release+pi</w:t>
-            </w:r>
-          </w:p>
-        </w:tc>
-        <w:tc>
-          <w:tcPr>
-            <w:tcW w:type="dxa" w:w="2160"/>
-          </w:tcPr>
-          <w:p>
-            <w:r>
-              <w:t>confidence, burn-up, program board</w:t>
+              <w:t>forecast</w:t>
+            </w:r>
+          </w:p>
+        </w:tc>
+        <w:tc>
+          <w:tcPr>
+            <w:tcW w:type="dxa" w:w="2160"/>
+          </w:tcPr>
+          <w:p>
+            <w:r>
+              <w:t>Monte-Carlo dates, flow efficiency, bug SLA</w:t>
             </w:r>
           </w:p>
         </w:tc>
@@ -2319,17 +2319,17 @@
           </w:tcPr>
           <w:p>
             <w:r>
-              <w:t>integrations</w:t>
-            </w:r>
-          </w:p>
-        </w:tc>
-        <w:tc>
-          <w:tcPr>
-            <w:tcW w:type="dxa" w:w="2160"/>
-          </w:tcPr>
-          <w:p>
-            <w:r>
-              <w:t>escalate/publish/jira-sync/skills triggers</w:t>
+              <w:t>release+pi</w:t>
+            </w:r>
+          </w:p>
+        </w:tc>
+        <w:tc>
+          <w:tcPr>
+            <w:tcW w:type="dxa" w:w="2160"/>
+          </w:tcPr>
+          <w:p>
+            <w:r>
+              <w:t>confidence, burn-up, program board</w:t>
             </w:r>
           </w:p>
         </w:tc>
@@ -2361,17 +2361,17 @@
           </w:tcPr>
           <w:p>
             <w:r>
-              <w:t>whiteboard2</w:t>
-            </w:r>
-          </w:p>
-        </w:tc>
-        <w:tc>
-          <w:tcPr>
-            <w:tcW w:type="dxa" w:w="2160"/>
-          </w:tcPr>
-          <w:p>
-            <w:r>
-              <w:t>connectors, quick-add, animation, cleanup</w:t>
+              <w:t>integrations</w:t>
+            </w:r>
+          </w:p>
+        </w:tc>
+        <w:tc>
+          <w:tcPr>
+            <w:tcW w:type="dxa" w:w="2160"/>
+          </w:tcPr>
+          <w:p>
+            <w:r>
+              <w:t>escalate/publish/jira-sync/skills triggers</w:t>
             </w:r>
           </w:p>
         </w:tc>
@@ -2403,17 +2403,17 @@
           </w:tcPr>
           <w:p>
             <w:r>
-              <w:t>evm</w:t>
-            </w:r>
-          </w:p>
-        </w:tc>
-        <w:tc>
-          <w:tcPr>
-            <w:tcW w:type="dxa" w:w="2160"/>
-          </w:tcPr>
-          <w:p>
-            <w:r>
-              <w:t>PV/EV/AC, CPI/SPI, EAC forecast</w:t>
+              <w:t>whiteboard2</w:t>
+            </w:r>
+          </w:p>
+        </w:tc>
+        <w:tc>
+          <w:tcPr>
+            <w:tcW w:type="dxa" w:w="2160"/>
+          </w:tcPr>
+          <w:p>
+            <w:r>
+              <w:t>connectors, quick-add, animation, cleanup</w:t>
             </w:r>
           </w:p>
         </w:tc>
@@ -2445,17 +2445,17 @@
           </w:tcPr>
           <w:p>
             <w:r>
-              <w:t>poker</w:t>
-            </w:r>
-          </w:p>
-        </w:tc>
-        <w:tc>
-          <w:tcPr>
-            <w:tcW w:type="dxa" w:w="2160"/>
-          </w:tcPr>
-          <w:p>
-            <w:r>
-              <w:t>reveal median/consensus on Fibonacci</w:t>
+              <w:t>evm</w:t>
+            </w:r>
+          </w:p>
+        </w:tc>
+        <w:tc>
+          <w:tcPr>
+            <w:tcW w:type="dxa" w:w="2160"/>
+          </w:tcPr>
+          <w:p>
+            <w:r>
+              <w:t>PV/EV/AC, CPI/SPI, EAC forecast</w:t>
             </w:r>
           </w:p>
         </w:tc>
@@ -2487,17 +2487,17 @@
           </w:tcPr>
           <w:p>
             <w:r>
-              <w:t>wbs</w:t>
-            </w:r>
-          </w:p>
-        </w:tc>
-        <w:tc>
-          <w:tcPr>
-            <w:tcW w:type="dxa" w:w="2160"/>
-          </w:tcPr>
-          <w:p>
-            <w:r>
-              <w:t>Epic rollup of child estimates</w:t>
+              <w:t>poker</w:t>
+            </w:r>
+          </w:p>
+        </w:tc>
+        <w:tc>
+          <w:tcPr>
+            <w:tcW w:type="dxa" w:w="2160"/>
+          </w:tcPr>
+          <w:p>
+            <w:r>
+              <w:t>reveal median/consensus on Fibonacci</w:t>
             </w:r>
           </w:p>
         </w:tc>
@@ -2529,17 +2529,17 @@
           </w:tcPr>
           <w:p>
             <w:r>
-              <w:t>status-report</w:t>
-            </w:r>
-          </w:p>
-        </w:tc>
-        <w:tc>
-          <w:tcPr>
-            <w:tcW w:type="dxa" w:w="2160"/>
-          </w:tcPr>
-          <w:p>
-            <w:r>
-              <w:t>RAG summary generated from data</w:t>
+              <w:t>wbs</w:t>
+            </w:r>
+          </w:p>
+        </w:tc>
+        <w:tc>
+          <w:tcPr>
+            <w:tcW w:type="dxa" w:w="2160"/>
+          </w:tcPr>
+          <w:p>
+            <w:r>
+              <w:t>Epic rollup of child estimates</w:t>
             </w:r>
           </w:p>
         </w:tc>
@@ -2571,17 +2571,17 @@
           </w:tcPr>
           <w:p>
             <w:r>
-              <w:t>pm-registers</w:t>
-            </w:r>
-          </w:p>
-        </w:tc>
-        <w:tc>
-          <w:tcPr>
-            <w:tcW w:type="dxa" w:w="2160"/>
-          </w:tcPr>
-          <w:p>
-            <w:r>
-              <w:t>change/issues/stakeholders/... + portfolio snapshot</w:t>
+              <w:t>status-report</w:t>
+            </w:r>
+          </w:p>
+        </w:tc>
+        <w:tc>
+          <w:tcPr>
+            <w:tcW w:type="dxa" w:w="2160"/>
+          </w:tcPr>
+          <w:p>
+            <w:r>
+              <w:t>RAG summary generated from data</w:t>
             </w:r>
           </w:p>
         </w:tc>
@@ -2613,17 +2613,17 @@
           </w:tcPr>
           <w:p>
             <w:r>
-              <w:t>health-perf</w:t>
-            </w:r>
-          </w:p>
-        </w:tc>
-        <w:tc>
-          <w:tcPr>
-            <w:tcW w:type="dxa" w:w="2160"/>
-          </w:tcPr>
-          <w:p>
-            <w:r>
-              <w:t>bus factor, DORA, aging WIP, say-do, health check</w:t>
+              <w:t>pm-registers</w:t>
+            </w:r>
+          </w:p>
+        </w:tc>
+        <w:tc>
+          <w:tcPr>
+            <w:tcW w:type="dxa" w:w="2160"/>
+          </w:tcPr>
+          <w:p>
+            <w:r>
+              <w:t>change/issues/stakeholders/... + portfolio snapshot</w:t>
             </w:r>
           </w:p>
         </w:tc>
@@ -2646,6 +2646,48 @@
           <w:p>
             <w:r>
               <w:t>TC-F039</w:t>
+            </w:r>
+          </w:p>
+        </w:tc>
+        <w:tc>
+          <w:tcPr>
+            <w:tcW w:type="dxa" w:w="2160"/>
+          </w:tcPr>
+          <w:p>
+            <w:r>
+              <w:t>health-perf</w:t>
+            </w:r>
+          </w:p>
+        </w:tc>
+        <w:tc>
+          <w:tcPr>
+            <w:tcW w:type="dxa" w:w="2160"/>
+          </w:tcPr>
+          <w:p>
+            <w:r>
+              <w:t>bus factor, DORA, aging WIP, say-do, health check</w:t>
+            </w:r>
+          </w:p>
+        </w:tc>
+        <w:tc>
+          <w:tcPr>
+            <w:tcW w:type="dxa" w:w="2160"/>
+          </w:tcPr>
+          <w:p>
+            <w:r>
+              <w:t>e2e: run_e2e.py</w:t>
+            </w:r>
+          </w:p>
+        </w:tc>
+      </w:tr>
+      <w:tr>
+        <w:tc>
+          <w:tcPr>
+            <w:tcW w:type="dxa" w:w="2160"/>
+          </w:tcPr>
+          <w:p>
+            <w:r>
+              <w:t>TC-F040</w:t>
             </w:r>
           </w:p>
         </w:tc>
@@ -2902,27 +2944,27 @@
           </w:tcPr>
           <w:p>
             <w:r>
-              <w:t>BoardSocketTest</w:t>
-            </w:r>
-          </w:p>
-        </w:tc>
-        <w:tc>
-          <w:tcPr>
-            <w:tcW w:type="dxa" w:w="2160"/>
-          </w:tcPr>
-          <w:p>
-            <w:r>
-              <w:t>Доска (WebSocket): ретрансляция операций и присутствия участников</w:t>
-            </w:r>
-          </w:p>
-        </w:tc>
-        <w:tc>
-          <w:tcPr>
-            <w:tcW w:type="dxa" w:w="2160"/>
-          </w:tcPr>
-          <w:p>
-            <w:r>
-              <w:t>relaysOpsAndPresence()</w:t>
+              <w:t>AuthTest</w:t>
+            </w:r>
+          </w:p>
+        </w:tc>
+        <w:tc>
+          <w:tcPr>
+            <w:tcW w:type="dxa" w:w="2160"/>
+          </w:tcPr>
+          <w:p>
+            <w:r>
+              <w:t>prune keeps active throttle but bounds map</w:t>
+            </w:r>
+          </w:p>
+        </w:tc>
+        <w:tc>
+          <w:tcPr>
+            <w:tcW w:type="dxa" w:w="2160"/>
+          </w:tcPr>
+          <w:p>
+            <w:r>
+              <w:t>pruneKeepsActiveThrottleButBoundsMap()</w:t>
             </w:r>
           </w:p>
         </w:tc>
@@ -2944,27 +2986,27 @@
           </w:tcPr>
           <w:p>
             <w:r>
-              <w:t>IntegrationsTest</w:t>
-            </w:r>
-          </w:p>
-        </w:tc>
-        <w:tc>
-          <w:tcPr>
-            <w:tcW w:type="dxa" w:w="2160"/>
-          </w:tcPr>
-          <w:p>
-            <w:r>
-              <w:t>Интеграции: по умолчанию выключены — приложение работает офлайн</w:t>
-            </w:r>
-          </w:p>
-        </w:tc>
-        <w:tc>
-          <w:tcPr>
-            <w:tcW w:type="dxa" w:w="2160"/>
-          </w:tcPr>
-          <w:p>
-            <w:r>
-              <w:t>notConfiguredByDefault()</w:t>
+              <w:t>BoardSocketTest</w:t>
+            </w:r>
+          </w:p>
+        </w:tc>
+        <w:tc>
+          <w:tcPr>
+            <w:tcW w:type="dxa" w:w="2160"/>
+          </w:tcPr>
+          <w:p>
+            <w:r>
+              <w:t>Доска (WebSocket): ретрансляция операций и присутствия участников</w:t>
+            </w:r>
+          </w:p>
+        </w:tc>
+        <w:tc>
+          <w:tcPr>
+            <w:tcW w:type="dxa" w:w="2160"/>
+          </w:tcPr>
+          <w:p>
+            <w:r>
+              <w:t>relaysOpsAndPresence()</w:t>
             </w:r>
           </w:p>
         </w:tc>
@@ -2996,17 +3038,17 @@
           </w:tcPr>
           <w:p>
             <w:r>
-              <w:t>Интеграции: включение/детект настроек через переменные окружения</w:t>
-            </w:r>
-          </w:p>
-        </w:tc>
-        <w:tc>
-          <w:tcPr>
-            <w:tcW w:type="dxa" w:w="2160"/>
-          </w:tcPr>
-          <w:p>
-            <w:r>
-              <w:t>detectsConfiguration()</w:t>
+              <w:t>Интеграции: по умолчанию выключены — приложение работает офлайн</w:t>
+            </w:r>
+          </w:p>
+        </w:tc>
+        <w:tc>
+          <w:tcPr>
+            <w:tcW w:type="dxa" w:w="2160"/>
+          </w:tcPr>
+          <w:p>
+            <w:r>
+              <w:t>notConfiguredByDefault()</w:t>
             </w:r>
           </w:p>
         </w:tc>
@@ -3019,6 +3061,48 @@
           <w:p>
             <w:r>
               <w:t>TC-B007</w:t>
+            </w:r>
+          </w:p>
+        </w:tc>
+        <w:tc>
+          <w:tcPr>
+            <w:tcW w:type="dxa" w:w="2160"/>
+          </w:tcPr>
+          <w:p>
+            <w:r>
+              <w:t>IntegrationsTest</w:t>
+            </w:r>
+          </w:p>
+        </w:tc>
+        <w:tc>
+          <w:tcPr>
+            <w:tcW w:type="dxa" w:w="2160"/>
+          </w:tcPr>
+          <w:p>
+            <w:r>
+              <w:t>Интеграции: включение/детект настроек через переменные окружения</w:t>
+            </w:r>
+          </w:p>
+        </w:tc>
+        <w:tc>
+          <w:tcPr>
+            <w:tcW w:type="dxa" w:w="2160"/>
+          </w:tcPr>
+          <w:p>
+            <w:r>
+              <w:t>detectsConfiguration()</w:t>
+            </w:r>
+          </w:p>
+        </w:tc>
+      </w:tr>
+      <w:tr>
+        <w:tc>
+          <w:tcPr>
+            <w:tcW w:type="dxa" w:w="2160"/>
+          </w:tcPr>
+          <w:p>
+            <w:r>
+              <w:t>TC-B008</w:t>
             </w:r>
           </w:p>
         </w:tc>
@@ -3773,7 +3857,7 @@
         <w:rPr>
           <w:i/>
         </w:rPr>
-        <w:t>Сгенерировано из набора тестов приложения «Управление кросс-функциональной командой» v1.46.0 (07.10.2026). Публикуется и обновляется при каждом релизе.</w:t>
+        <w:t>Сгенерировано из набора тестов приложения «Управление кросс-функциональной командой» v1.46.0 (28.10.2026). Публикуется и обновляется при каждом релизе.</w:t>
       </w:r>
     </w:p>
     <w:sectPr>

--- a/Тестовая документация/Тестовая_документация_Планирование_спринта_PRO.docx
+++ b/Тестовая документация/Тестовая_документация_Планирование_спринта_PRO.docx
@@ -15,7 +15,7 @@
         <w:rPr>
           <w:i/>
         </w:rPr>
-        <w:t>Управление кросс-функциональной командой · v1.46.0 · 28.10.2026</w:t>
+        <w:t>Управление кросс-функциональной командой · v1.47.0 · 28.10.2026</w:t>
       </w:r>
     </w:p>
     <w:p>
@@ -919,7 +919,7 @@
     </w:p>
     <w:p>
       <w:r>
-        <w:t>Всего автоматизированных проверок: 51 (frontend e2e: 41 + smoke по всем разделам; backend: 8; analytics: 2). Все кейсы автоматизированы и входят в регрессию `make test`.</w:t>
+        <w:t>Всего автоматизированных проверок: 52 (frontend e2e: 42 + smoke по всем разделам; backend: 8; analytics: 2). Все кейсы автоматизированы и входят в регрессию `make test`.</w:t>
       </w:r>
     </w:p>
     <w:p>
@@ -1311,17 +1311,17 @@
           </w:tcPr>
           <w:p>
             <w:r>
-              <w:t>EDA</w:t>
-            </w:r>
-          </w:p>
-        </w:tc>
-        <w:tc>
-          <w:tcPr>
-            <w:tcW w:type="dxa" w:w="2160"/>
-          </w:tcPr>
-          <w:p>
-            <w:r>
-              <w:t>report renders KPIs, charts and tables</w:t>
+              <w:t>ishikawa</w:t>
+            </w:r>
+          </w:p>
+        </w:tc>
+        <w:tc>
+          <w:tcPr>
+            <w:tcW w:type="dxa" w:w="2160"/>
+          </w:tcPr>
+          <w:p>
+            <w:r>
+              <w:t>fishbone is data-driven and editable</w:t>
             </w:r>
           </w:p>
         </w:tc>
@@ -1353,17 +1353,17 @@
           </w:tcPr>
           <w:p>
             <w:r>
-              <w:t>starmap</w:t>
-            </w:r>
-          </w:p>
-        </w:tc>
-        <w:tc>
-          <w:tcPr>
-            <w:tcW w:type="dxa" w:w="2160"/>
-          </w:tcPr>
-          <w:p>
-            <w:r>
-              <w:t>competency radars + matrix render</w:t>
+              <w:t>EDA</w:t>
+            </w:r>
+          </w:p>
+        </w:tc>
+        <w:tc>
+          <w:tcPr>
+            <w:tcW w:type="dxa" w:w="2160"/>
+          </w:tcPr>
+          <w:p>
+            <w:r>
+              <w:t>report renders KPIs, charts and tables</w:t>
             </w:r>
           </w:p>
         </w:tc>
@@ -1395,17 +1395,17 @@
           </w:tcPr>
           <w:p>
             <w:r>
-              <w:t>agile-maturity</w:t>
-            </w:r>
-          </w:p>
-        </w:tc>
-        <w:tc>
-          <w:tcPr>
-            <w:tcW w:type="dxa" w:w="2160"/>
-          </w:tcPr>
-          <w:p>
-            <w:r>
-              <w:t>Scrum/Kanban/SAFe tabs render</w:t>
+              <w:t>starmap</w:t>
+            </w:r>
+          </w:p>
+        </w:tc>
+        <w:tc>
+          <w:tcPr>
+            <w:tcW w:type="dxa" w:w="2160"/>
+          </w:tcPr>
+          <w:p>
+            <w:r>
+              <w:t>competency radars + matrix render</w:t>
             </w:r>
           </w:p>
         </w:tc>
@@ -1437,17 +1437,17 @@
           </w:tcPr>
           <w:p>
             <w:r>
-              <w:t>integrations</w:t>
-            </w:r>
-          </w:p>
-        </w:tc>
-        <w:tc>
-          <w:tcPr>
-            <w:tcW w:type="dxa" w:w="2160"/>
-          </w:tcPr>
-          <w:p>
-            <w:r>
-              <w:t>Atlassian product catalog renders</w:t>
+              <w:t>agile-maturity</w:t>
+            </w:r>
+          </w:p>
+        </w:tc>
+        <w:tc>
+          <w:tcPr>
+            <w:tcW w:type="dxa" w:w="2160"/>
+          </w:tcPr>
+          <w:p>
+            <w:r>
+              <w:t>Scrum/Kanban/SAFe tabs render</w:t>
             </w:r>
           </w:p>
         </w:tc>
@@ -1479,17 +1479,17 @@
           </w:tcPr>
           <w:p>
             <w:r>
-              <w:t>sidebar</w:t>
-            </w:r>
-          </w:p>
-        </w:tc>
-        <w:tc>
-          <w:tcPr>
-            <w:tcW w:type="dxa" w:w="2160"/>
-          </w:tcPr>
-          <w:p>
-            <w:r>
-              <w:t>collapse/pin/filter smart nav</w:t>
+              <w:t>integrations</w:t>
+            </w:r>
+          </w:p>
+        </w:tc>
+        <w:tc>
+          <w:tcPr>
+            <w:tcW w:type="dxa" w:w="2160"/>
+          </w:tcPr>
+          <w:p>
+            <w:r>
+              <w:t>Atlassian product catalog renders</w:t>
             </w:r>
           </w:p>
         </w:tc>
@@ -1521,17 +1521,17 @@
           </w:tcPr>
           <w:p>
             <w:r>
-              <w:t>toolbar</w:t>
-            </w:r>
-          </w:p>
-        </w:tc>
-        <w:tc>
-          <w:tcPr>
-            <w:tcW w:type="dxa" w:w="2160"/>
-          </w:tcPr>
-          <w:p>
-            <w:r>
-              <w:t>data actions grouped in «Данные» menu</w:t>
+              <w:t>sidebar</w:t>
+            </w:r>
+          </w:p>
+        </w:tc>
+        <w:tc>
+          <w:tcPr>
+            <w:tcW w:type="dxa" w:w="2160"/>
+          </w:tcPr>
+          <w:p>
+            <w:r>
+              <w:t>collapse/pin/filter smart nav</w:t>
             </w:r>
           </w:p>
         </w:tc>
@@ -1563,17 +1563,17 @@
           </w:tcPr>
           <w:p>
             <w:r>
-              <w:t>automation</w:t>
-            </w:r>
-          </w:p>
-        </w:tc>
-        <w:tc>
-          <w:tcPr>
-            <w:tcW w:type="dxa" w:w="2160"/>
-          </w:tcPr>
-          <w:p>
-            <w:r>
-              <w:t>data-quality checks engine runs</w:t>
+              <w:t>toolbar</w:t>
+            </w:r>
+          </w:p>
+        </w:tc>
+        <w:tc>
+          <w:tcPr>
+            <w:tcW w:type="dxa" w:w="2160"/>
+          </w:tcPr>
+          <w:p>
+            <w:r>
+              <w:t>data actions grouped in «Данные» menu</w:t>
             </w:r>
           </w:p>
         </w:tc>
@@ -1605,17 +1605,17 @@
           </w:tcPr>
           <w:p>
             <w:r>
-              <w:t>kanban</w:t>
-            </w:r>
-          </w:p>
-        </w:tc>
-        <w:tc>
-          <w:tcPr>
-            <w:tcW w:type="dxa" w:w="2160"/>
-          </w:tcPr>
-          <w:p>
-            <w:r>
-              <w:t>multi-board renders task cards</w:t>
+              <w:t>automation</w:t>
+            </w:r>
+          </w:p>
+        </w:tc>
+        <w:tc>
+          <w:tcPr>
+            <w:tcW w:type="dxa" w:w="2160"/>
+          </w:tcPr>
+          <w:p>
+            <w:r>
+              <w:t>data-quality checks engine runs</w:t>
             </w:r>
           </w:p>
         </w:tc>
@@ -1647,17 +1647,17 @@
           </w:tcPr>
           <w:p>
             <w:r>
-              <w:t>releases</w:t>
-            </w:r>
-          </w:p>
-        </w:tc>
-        <w:tc>
-          <w:tcPr>
-            <w:tcW w:type="dxa" w:w="2160"/>
-          </w:tcPr>
-          <w:p>
-            <w:r>
-              <w:t>composition engine returns structure</w:t>
+              <w:t>kanban</w:t>
+            </w:r>
+          </w:p>
+        </w:tc>
+        <w:tc>
+          <w:tcPr>
+            <w:tcW w:type="dxa" w:w="2160"/>
+          </w:tcPr>
+          <w:p>
+            <w:r>
+              <w:t>multi-board renders task cards</w:t>
             </w:r>
           </w:p>
         </w:tc>
@@ -1689,17 +1689,17 @@
           </w:tcPr>
           <w:p>
             <w:r>
-              <w:t>whiteboard</w:t>
-            </w:r>
-          </w:p>
-        </w:tc>
-        <w:tc>
-          <w:tcPr>
-            <w:tcW w:type="dxa" w:w="2160"/>
-          </w:tcPr>
-          <w:p>
-            <w:r>
-              <w:t>add sticky note</w:t>
+              <w:t>releases</w:t>
+            </w:r>
+          </w:p>
+        </w:tc>
+        <w:tc>
+          <w:tcPr>
+            <w:tcW w:type="dxa" w:w="2160"/>
+          </w:tcPr>
+          <w:p>
+            <w:r>
+              <w:t>composition engine returns structure</w:t>
             </w:r>
           </w:p>
         </w:tc>
@@ -1731,17 +1731,17 @@
           </w:tcPr>
           <w:p>
             <w:r>
-              <w:t>data</w:t>
-            </w:r>
-          </w:p>
-        </w:tc>
-        <w:tc>
-          <w:tcPr>
-            <w:tcW w:type="dxa" w:w="2160"/>
-          </w:tcPr>
-          <w:p>
-            <w:r>
-              <w:t>migrate() idempotent and save() persists</w:t>
+              <w:t>whiteboard</w:t>
+            </w:r>
+          </w:p>
+        </w:tc>
+        <w:tc>
+          <w:tcPr>
+            <w:tcW w:type="dxa" w:w="2160"/>
+          </w:tcPr>
+          <w:p>
+            <w:r>
+              <w:t>add sticky note</w:t>
             </w:r>
           </w:p>
         </w:tc>
@@ -1773,17 +1773,17 @@
           </w:tcPr>
           <w:p>
             <w:r>
-              <w:t>security</w:t>
-            </w:r>
-          </w:p>
-        </w:tc>
-        <w:tc>
-          <w:tcPr>
-            <w:tcW w:type="dxa" w:w="2160"/>
-          </w:tcPr>
-          <w:p>
-            <w:r>
-              <w:t>save() is gated by edit permission</w:t>
+              <w:t>data</w:t>
+            </w:r>
+          </w:p>
+        </w:tc>
+        <w:tc>
+          <w:tcPr>
+            <w:tcW w:type="dxa" w:w="2160"/>
+          </w:tcPr>
+          <w:p>
+            <w:r>
+              <w:t>migrate() idempotent and save() persists</w:t>
             </w:r>
           </w:p>
         </w:tc>
@@ -1815,17 +1815,17 @@
           </w:tcPr>
           <w:p>
             <w:r>
-              <w:t>support</w:t>
-            </w:r>
-          </w:p>
-        </w:tc>
-        <w:tc>
-          <w:tcPr>
-            <w:tcW w:type="dxa" w:w="2160"/>
-          </w:tcPr>
-          <w:p>
-            <w:r>
-              <w:t>documents listed, admin guide excluded</w:t>
+              <w:t>security</w:t>
+            </w:r>
+          </w:p>
+        </w:tc>
+        <w:tc>
+          <w:tcPr>
+            <w:tcW w:type="dxa" w:w="2160"/>
+          </w:tcPr>
+          <w:p>
+            <w:r>
+              <w:t>save() is gated by edit permission</w:t>
             </w:r>
           </w:p>
         </w:tc>
@@ -1857,17 +1857,17 @@
           </w:tcPr>
           <w:p>
             <w:r>
-              <w:t>export</w:t>
-            </w:r>
-          </w:p>
-        </w:tc>
-        <w:tc>
-          <w:tcPr>
-            <w:tcW w:type="dxa" w:w="2160"/>
-          </w:tcPr>
-          <w:p>
-            <w:r>
-              <w:t>Excel workbook is a valid package</w:t>
+              <w:t>support</w:t>
+            </w:r>
+          </w:p>
+        </w:tc>
+        <w:tc>
+          <w:tcPr>
+            <w:tcW w:type="dxa" w:w="2160"/>
+          </w:tcPr>
+          <w:p>
+            <w:r>
+              <w:t>documents listed, admin guide excluded</w:t>
             </w:r>
           </w:p>
         </w:tc>
@@ -1899,17 +1899,17 @@
           </w:tcPr>
           <w:p>
             <w:r>
-              <w:t>report</w:t>
-            </w:r>
-          </w:p>
-        </w:tc>
-        <w:tc>
-          <w:tcPr>
-            <w:tcW w:type="dxa" w:w="2160"/>
-          </w:tcPr>
-          <w:p>
-            <w:r>
-              <w:t>PPTX builds with all slides and no corruption</w:t>
+              <w:t>export</w:t>
+            </w:r>
+          </w:p>
+        </w:tc>
+        <w:tc>
+          <w:tcPr>
+            <w:tcW w:type="dxa" w:w="2160"/>
+          </w:tcPr>
+          <w:p>
+            <w:r>
+              <w:t>Excel workbook is a valid package</w:t>
             </w:r>
           </w:p>
         </w:tc>
@@ -1941,17 +1941,17 @@
           </w:tcPr>
           <w:p>
             <w:r>
-              <w:t>wsjf</w:t>
-            </w:r>
-          </w:p>
-        </w:tc>
-        <w:tc>
-          <w:tcPr>
-            <w:tcW w:type="dxa" w:w="2160"/>
-          </w:tcPr>
-          <w:p>
-            <w:r>
-              <w:t>score, Cost of Delay and ranking render</w:t>
+              <w:t>report</w:t>
+            </w:r>
+          </w:p>
+        </w:tc>
+        <w:tc>
+          <w:tcPr>
+            <w:tcW w:type="dxa" w:w="2160"/>
+          </w:tcPr>
+          <w:p>
+            <w:r>
+              <w:t>PPTX builds with all slides and no corruption</w:t>
             </w:r>
           </w:p>
         </w:tc>
@@ -1983,17 +1983,17 @@
           </w:tcPr>
           <w:p>
             <w:r>
-              <w:t>goals</w:t>
-            </w:r>
-          </w:p>
-        </w:tc>
-        <w:tc>
-          <w:tcPr>
-            <w:tcW w:type="dxa" w:w="2160"/>
-          </w:tcPr>
-          <w:p>
-            <w:r>
-              <w:t>per-sprint goal + auto achievement %</w:t>
+              <w:t>wsjf</w:t>
+            </w:r>
+          </w:p>
+        </w:tc>
+        <w:tc>
+          <w:tcPr>
+            <w:tcW w:type="dxa" w:w="2160"/>
+          </w:tcPr>
+          <w:p>
+            <w:r>
+              <w:t>score, Cost of Delay and ranking render</w:t>
             </w:r>
           </w:p>
         </w:tc>
@@ -2025,17 +2025,17 @@
           </w:tcPr>
           <w:p>
             <w:r>
-              <w:t>risk</w:t>
-            </w:r>
-          </w:p>
-        </w:tc>
-        <w:tc>
-          <w:tcPr>
-            <w:tcW w:type="dxa" w:w="2160"/>
-          </w:tcPr>
-          <w:p>
-            <w:r>
-              <w:t>sprint risk forecast computes and shows on dashboard</w:t>
+              <w:t>goals</w:t>
+            </w:r>
+          </w:p>
+        </w:tc>
+        <w:tc>
+          <w:tcPr>
+            <w:tcW w:type="dxa" w:w="2160"/>
+          </w:tcPr>
+          <w:p>
+            <w:r>
+              <w:t>per-sprint goal + auto achievement %</w:t>
             </w:r>
           </w:p>
         </w:tc>
@@ -2067,17 +2067,17 @@
           </w:tcPr>
           <w:p>
             <w:r>
-              <w:t>carryover</w:t>
-            </w:r>
-          </w:p>
-        </w:tc>
-        <w:tc>
-          <w:tcPr>
-            <w:tcW w:type="dxa" w:w="2160"/>
-          </w:tcPr>
-          <w:p>
-            <w:r>
-              <w:t>unfinished tasks move to next sprint</w:t>
+              <w:t>risk</w:t>
+            </w:r>
+          </w:p>
+        </w:tc>
+        <w:tc>
+          <w:tcPr>
+            <w:tcW w:type="dxa" w:w="2160"/>
+          </w:tcPr>
+          <w:p>
+            <w:r>
+              <w:t>sprint risk forecast computes and shows on dashboard</w:t>
             </w:r>
           </w:p>
         </w:tc>
@@ -2109,17 +2109,17 @@
           </w:tcPr>
           <w:p>
             <w:r>
-              <w:t>wip</w:t>
-            </w:r>
-          </w:p>
-        </w:tc>
-        <w:tc>
-          <w:tcPr>
-            <w:tcW w:type="dxa" w:w="2160"/>
-          </w:tcPr>
-          <w:p>
-            <w:r>
-              <w:t>per-column limits flagged when exceeded</w:t>
+              <w:t>carryover</w:t>
+            </w:r>
+          </w:p>
+        </w:tc>
+        <w:tc>
+          <w:tcPr>
+            <w:tcW w:type="dxa" w:w="2160"/>
+          </w:tcPr>
+          <w:p>
+            <w:r>
+              <w:t>unfinished tasks move to next sprint</w:t>
             </w:r>
           </w:p>
         </w:tc>
@@ -2151,17 +2151,17 @@
           </w:tcPr>
           <w:p>
             <w:r>
-              <w:t>duplicates</w:t>
-            </w:r>
-          </w:p>
-        </w:tc>
-        <w:tc>
-          <w:tcPr>
-            <w:tcW w:type="dxa" w:w="2160"/>
-          </w:tcPr>
-          <w:p>
-            <w:r>
-              <w:t>fuzzy title similarity</w:t>
+              <w:t>wip</w:t>
+            </w:r>
+          </w:p>
+        </w:tc>
+        <w:tc>
+          <w:tcPr>
+            <w:tcW w:type="dxa" w:w="2160"/>
+          </w:tcPr>
+          <w:p>
+            <w:r>
+              <w:t>per-column limits flagged when exceeded</w:t>
             </w:r>
           </w:p>
         </w:tc>
@@ -2193,17 +2193,17 @@
           </w:tcPr>
           <w:p>
             <w:r>
-              <w:t>okr</w:t>
-            </w:r>
-          </w:p>
-        </w:tc>
-        <w:tc>
-          <w:tcPr>
-            <w:tcW w:type="dxa" w:w="2160"/>
-          </w:tcPr>
-          <w:p>
-            <w:r>
-              <w:t>Key Result -&gt; task traceability</w:t>
+              <w:t>duplicates</w:t>
+            </w:r>
+          </w:p>
+        </w:tc>
+        <w:tc>
+          <w:tcPr>
+            <w:tcW w:type="dxa" w:w="2160"/>
+          </w:tcPr>
+          <w:p>
+            <w:r>
+              <w:t>fuzzy title similarity</w:t>
             </w:r>
           </w:p>
         </w:tc>
@@ -2235,17 +2235,17 @@
           </w:tcPr>
           <w:p>
             <w:r>
-              <w:t>scope</w:t>
-            </w:r>
-          </w:p>
-        </w:tc>
-        <w:tc>
-          <w:tcPr>
-            <w:tcW w:type="dxa" w:w="2160"/>
-          </w:tcPr>
-          <w:p>
-            <w:r>
-              <w:t>creep log and baseline tools</w:t>
+              <w:t>okr</w:t>
+            </w:r>
+          </w:p>
+        </w:tc>
+        <w:tc>
+          <w:tcPr>
+            <w:tcW w:type="dxa" w:w="2160"/>
+          </w:tcPr>
+          <w:p>
+            <w:r>
+              <w:t>Key Result -&gt; task traceability</w:t>
             </w:r>
           </w:p>
         </w:tc>
@@ -2277,17 +2277,17 @@
           </w:tcPr>
           <w:p>
             <w:r>
-              <w:t>forecast</w:t>
-            </w:r>
-          </w:p>
-        </w:tc>
-        <w:tc>
-          <w:tcPr>
-            <w:tcW w:type="dxa" w:w="2160"/>
-          </w:tcPr>
-          <w:p>
-            <w:r>
-              <w:t>Monte-Carlo dates, flow efficiency, bug SLA</w:t>
+              <w:t>scope</w:t>
+            </w:r>
+          </w:p>
+        </w:tc>
+        <w:tc>
+          <w:tcPr>
+            <w:tcW w:type="dxa" w:w="2160"/>
+          </w:tcPr>
+          <w:p>
+            <w:r>
+              <w:t>creep log and baseline tools</w:t>
             </w:r>
           </w:p>
         </w:tc>
@@ -2319,17 +2319,17 @@
           </w:tcPr>
           <w:p>
             <w:r>
-              <w:t>release+pi</w:t>
-            </w:r>
-          </w:p>
-        </w:tc>
-        <w:tc>
-          <w:tcPr>
-            <w:tcW w:type="dxa" w:w="2160"/>
-          </w:tcPr>
-          <w:p>
-            <w:r>
-              <w:t>confidence, burn-up, program board</w:t>
+              <w:t>forecast</w:t>
+            </w:r>
+          </w:p>
+        </w:tc>
+        <w:tc>
+          <w:tcPr>
+            <w:tcW w:type="dxa" w:w="2160"/>
+          </w:tcPr>
+          <w:p>
+            <w:r>
+              <w:t>Monte-Carlo dates, flow efficiency, bug SLA</w:t>
             </w:r>
           </w:p>
         </w:tc>
@@ -2361,17 +2361,17 @@
           </w:tcPr>
           <w:p>
             <w:r>
-              <w:t>integrations</w:t>
-            </w:r>
-          </w:p>
-        </w:tc>
-        <w:tc>
-          <w:tcPr>
-            <w:tcW w:type="dxa" w:w="2160"/>
-          </w:tcPr>
-          <w:p>
-            <w:r>
-              <w:t>escalate/publish/jira-sync/skills triggers</w:t>
+              <w:t>release+pi</w:t>
+            </w:r>
+          </w:p>
+        </w:tc>
+        <w:tc>
+          <w:tcPr>
+            <w:tcW w:type="dxa" w:w="2160"/>
+          </w:tcPr>
+          <w:p>
+            <w:r>
+              <w:t>confidence, burn-up, program board</w:t>
             </w:r>
           </w:p>
         </w:tc>
@@ -2403,17 +2403,17 @@
           </w:tcPr>
           <w:p>
             <w:r>
-              <w:t>whiteboard2</w:t>
-            </w:r>
-          </w:p>
-        </w:tc>
-        <w:tc>
-          <w:tcPr>
-            <w:tcW w:type="dxa" w:w="2160"/>
-          </w:tcPr>
-          <w:p>
-            <w:r>
-              <w:t>connectors, quick-add, animation, cleanup</w:t>
+              <w:t>integrations</w:t>
+            </w:r>
+          </w:p>
+        </w:tc>
+        <w:tc>
+          <w:tcPr>
+            <w:tcW w:type="dxa" w:w="2160"/>
+          </w:tcPr>
+          <w:p>
+            <w:r>
+              <w:t>escalate/publish/jira-sync/skills triggers</w:t>
             </w:r>
           </w:p>
         </w:tc>
@@ -2445,17 +2445,17 @@
           </w:tcPr>
           <w:p>
             <w:r>
-              <w:t>evm</w:t>
-            </w:r>
-          </w:p>
-        </w:tc>
-        <w:tc>
-          <w:tcPr>
-            <w:tcW w:type="dxa" w:w="2160"/>
-          </w:tcPr>
-          <w:p>
-            <w:r>
-              <w:t>PV/EV/AC, CPI/SPI, EAC forecast</w:t>
+              <w:t>whiteboard2</w:t>
+            </w:r>
+          </w:p>
+        </w:tc>
+        <w:tc>
+          <w:tcPr>
+            <w:tcW w:type="dxa" w:w="2160"/>
+          </w:tcPr>
+          <w:p>
+            <w:r>
+              <w:t>connectors, quick-add, animation, cleanup</w:t>
             </w:r>
           </w:p>
         </w:tc>
@@ -2487,17 +2487,17 @@
           </w:tcPr>
           <w:p>
             <w:r>
-              <w:t>poker</w:t>
-            </w:r>
-          </w:p>
-        </w:tc>
-        <w:tc>
-          <w:tcPr>
-            <w:tcW w:type="dxa" w:w="2160"/>
-          </w:tcPr>
-          <w:p>
-            <w:r>
-              <w:t>reveal median/consensus on Fibonacci</w:t>
+              <w:t>evm</w:t>
+            </w:r>
+          </w:p>
+        </w:tc>
+        <w:tc>
+          <w:tcPr>
+            <w:tcW w:type="dxa" w:w="2160"/>
+          </w:tcPr>
+          <w:p>
+            <w:r>
+              <w:t>PV/EV/AC, CPI/SPI, EAC forecast</w:t>
             </w:r>
           </w:p>
         </w:tc>
@@ -2529,17 +2529,17 @@
           </w:tcPr>
           <w:p>
             <w:r>
-              <w:t>wbs</w:t>
-            </w:r>
-          </w:p>
-        </w:tc>
-        <w:tc>
-          <w:tcPr>
-            <w:tcW w:type="dxa" w:w="2160"/>
-          </w:tcPr>
-          <w:p>
-            <w:r>
-              <w:t>Epic rollup of child estimates</w:t>
+              <w:t>poker</w:t>
+            </w:r>
+          </w:p>
+        </w:tc>
+        <w:tc>
+          <w:tcPr>
+            <w:tcW w:type="dxa" w:w="2160"/>
+          </w:tcPr>
+          <w:p>
+            <w:r>
+              <w:t>reveal median/consensus on Fibonacci</w:t>
             </w:r>
           </w:p>
         </w:tc>
@@ -2571,17 +2571,17 @@
           </w:tcPr>
           <w:p>
             <w:r>
-              <w:t>status-report</w:t>
-            </w:r>
-          </w:p>
-        </w:tc>
-        <w:tc>
-          <w:tcPr>
-            <w:tcW w:type="dxa" w:w="2160"/>
-          </w:tcPr>
-          <w:p>
-            <w:r>
-              <w:t>RAG summary generated from data</w:t>
+              <w:t>wbs</w:t>
+            </w:r>
+          </w:p>
+        </w:tc>
+        <w:tc>
+          <w:tcPr>
+            <w:tcW w:type="dxa" w:w="2160"/>
+          </w:tcPr>
+          <w:p>
+            <w:r>
+              <w:t>Epic rollup of child estimates</w:t>
             </w:r>
           </w:p>
         </w:tc>
@@ -2613,17 +2613,17 @@
           </w:tcPr>
           <w:p>
             <w:r>
-              <w:t>pm-registers</w:t>
-            </w:r>
-          </w:p>
-        </w:tc>
-        <w:tc>
-          <w:tcPr>
-            <w:tcW w:type="dxa" w:w="2160"/>
-          </w:tcPr>
-          <w:p>
-            <w:r>
-              <w:t>change/issues/stakeholders/... + portfolio snapshot</w:t>
+              <w:t>status-report</w:t>
+            </w:r>
+          </w:p>
+        </w:tc>
+        <w:tc>
+          <w:tcPr>
+            <w:tcW w:type="dxa" w:w="2160"/>
+          </w:tcPr>
+          <w:p>
+            <w:r>
+              <w:t>RAG summary generated from data</w:t>
             </w:r>
           </w:p>
         </w:tc>
@@ -2655,17 +2655,17 @@
           </w:tcPr>
           <w:p>
             <w:r>
-              <w:t>health-perf</w:t>
-            </w:r>
-          </w:p>
-        </w:tc>
-        <w:tc>
-          <w:tcPr>
-            <w:tcW w:type="dxa" w:w="2160"/>
-          </w:tcPr>
-          <w:p>
-            <w:r>
-              <w:t>bus factor, DORA, aging WIP, say-do, health check</w:t>
+              <w:t>pm-registers</w:t>
+            </w:r>
+          </w:p>
+        </w:tc>
+        <w:tc>
+          <w:tcPr>
+            <w:tcW w:type="dxa" w:w="2160"/>
+          </w:tcPr>
+          <w:p>
+            <w:r>
+              <w:t>change/issues/stakeholders/... + portfolio snapshot</w:t>
             </w:r>
           </w:p>
         </w:tc>
@@ -2688,6 +2688,48 @@
           <w:p>
             <w:r>
               <w:t>TC-F040</w:t>
+            </w:r>
+          </w:p>
+        </w:tc>
+        <w:tc>
+          <w:tcPr>
+            <w:tcW w:type="dxa" w:w="2160"/>
+          </w:tcPr>
+          <w:p>
+            <w:r>
+              <w:t>health-perf</w:t>
+            </w:r>
+          </w:p>
+        </w:tc>
+        <w:tc>
+          <w:tcPr>
+            <w:tcW w:type="dxa" w:w="2160"/>
+          </w:tcPr>
+          <w:p>
+            <w:r>
+              <w:t>bus factor, DORA, aging WIP, say-do, health check</w:t>
+            </w:r>
+          </w:p>
+        </w:tc>
+        <w:tc>
+          <w:tcPr>
+            <w:tcW w:type="dxa" w:w="2160"/>
+          </w:tcPr>
+          <w:p>
+            <w:r>
+              <w:t>e2e: run_e2e.py</w:t>
+            </w:r>
+          </w:p>
+        </w:tc>
+      </w:tr>
+      <w:tr>
+        <w:tc>
+          <w:tcPr>
+            <w:tcW w:type="dxa" w:w="2160"/>
+          </w:tcPr>
+          <w:p>
+            <w:r>
+              <w:t>TC-F041</w:t>
             </w:r>
           </w:p>
         </w:tc>
@@ -3857,7 +3899,7 @@
         <w:rPr>
           <w:i/>
         </w:rPr>
-        <w:t>Сгенерировано из набора тестов приложения «Управление кросс-функциональной командой» v1.46.0 (28.10.2026). Публикуется и обновляется при каждом релизе.</w:t>
+        <w:t>Сгенерировано из набора тестов приложения «Управление кросс-функциональной командой» v1.47.0 (28.10.2026). Публикуется и обновляется при каждом релизе.</w:t>
       </w:r>
     </w:p>
     <w:sectPr>

--- a/Тестовая документация/Тестовая_документация_Планирование_спринта_PRO.docx
+++ b/Тестовая документация/Тестовая_документация_Планирование_спринта_PRO.docx
@@ -15,7 +15,7 @@
         <w:rPr>
           <w:i/>
         </w:rPr>
-        <w:t>Управление кросс-функциональной командой · v1.47.0 · 28.10.2026</w:t>
+        <w:t>Управление кросс-функциональной командой · v1.48.0 · 28.10.2026</w:t>
       </w:r>
     </w:p>
     <w:p>
@@ -919,7 +919,7 @@
     </w:p>
     <w:p>
       <w:r>
-        <w:t>Всего автоматизированных проверок: 52 (frontend e2e: 42 + smoke по всем разделам; backend: 8; analytics: 2). Все кейсы автоматизированы и входят в регрессию `make test`.</w:t>
+        <w:t>Всего автоматизированных проверок: 53 (frontend e2e: 43 + smoke по всем разделам; backend: 8; analytics: 2). Все кейсы автоматизированы и входят в регрессию `make test`.</w:t>
       </w:r>
     </w:p>
     <w:p>
@@ -2487,17 +2487,17 @@
           </w:tcPr>
           <w:p>
             <w:r>
-              <w:t>evm</w:t>
-            </w:r>
-          </w:p>
-        </w:tc>
-        <w:tc>
-          <w:tcPr>
-            <w:tcW w:type="dxa" w:w="2160"/>
-          </w:tcPr>
-          <w:p>
-            <w:r>
-              <w:t>PV/EV/AC, CPI/SPI, EAC forecast</w:t>
+              <w:t>whiteboard3</w:t>
+            </w:r>
+          </w:p>
+        </w:tc>
+        <w:tc>
+          <w:tcPr>
+            <w:tcW w:type="dxa" w:w="2160"/>
+          </w:tcPr>
+          <w:p>
+            <w:r>
+              <w:t>undo/clipboard/group/align/lock, live tasks &amp; metrics, sticky-&gt;entity, templates</w:t>
             </w:r>
           </w:p>
         </w:tc>
@@ -2529,17 +2529,17 @@
           </w:tcPr>
           <w:p>
             <w:r>
-              <w:t>poker</w:t>
-            </w:r>
-          </w:p>
-        </w:tc>
-        <w:tc>
-          <w:tcPr>
-            <w:tcW w:type="dxa" w:w="2160"/>
-          </w:tcPr>
-          <w:p>
-            <w:r>
-              <w:t>reveal median/consensus on Fibonacci</w:t>
+              <w:t>evm</w:t>
+            </w:r>
+          </w:p>
+        </w:tc>
+        <w:tc>
+          <w:tcPr>
+            <w:tcW w:type="dxa" w:w="2160"/>
+          </w:tcPr>
+          <w:p>
+            <w:r>
+              <w:t>PV/EV/AC, CPI/SPI, EAC forecast</w:t>
             </w:r>
           </w:p>
         </w:tc>
@@ -2571,17 +2571,17 @@
           </w:tcPr>
           <w:p>
             <w:r>
-              <w:t>wbs</w:t>
-            </w:r>
-          </w:p>
-        </w:tc>
-        <w:tc>
-          <w:tcPr>
-            <w:tcW w:type="dxa" w:w="2160"/>
-          </w:tcPr>
-          <w:p>
-            <w:r>
-              <w:t>Epic rollup of child estimates</w:t>
+              <w:t>poker</w:t>
+            </w:r>
+          </w:p>
+        </w:tc>
+        <w:tc>
+          <w:tcPr>
+            <w:tcW w:type="dxa" w:w="2160"/>
+          </w:tcPr>
+          <w:p>
+            <w:r>
+              <w:t>reveal median/consensus on Fibonacci</w:t>
             </w:r>
           </w:p>
         </w:tc>
@@ -2613,17 +2613,17 @@
           </w:tcPr>
           <w:p>
             <w:r>
-              <w:t>status-report</w:t>
-            </w:r>
-          </w:p>
-        </w:tc>
-        <w:tc>
-          <w:tcPr>
-            <w:tcW w:type="dxa" w:w="2160"/>
-          </w:tcPr>
-          <w:p>
-            <w:r>
-              <w:t>RAG summary generated from data</w:t>
+              <w:t>wbs</w:t>
+            </w:r>
+          </w:p>
+        </w:tc>
+        <w:tc>
+          <w:tcPr>
+            <w:tcW w:type="dxa" w:w="2160"/>
+          </w:tcPr>
+          <w:p>
+            <w:r>
+              <w:t>Epic rollup of child estimates</w:t>
             </w:r>
           </w:p>
         </w:tc>
@@ -2655,17 +2655,17 @@
           </w:tcPr>
           <w:p>
             <w:r>
-              <w:t>pm-registers</w:t>
-            </w:r>
-          </w:p>
-        </w:tc>
-        <w:tc>
-          <w:tcPr>
-            <w:tcW w:type="dxa" w:w="2160"/>
-          </w:tcPr>
-          <w:p>
-            <w:r>
-              <w:t>change/issues/stakeholders/... + portfolio snapshot</w:t>
+              <w:t>status-report</w:t>
+            </w:r>
+          </w:p>
+        </w:tc>
+        <w:tc>
+          <w:tcPr>
+            <w:tcW w:type="dxa" w:w="2160"/>
+          </w:tcPr>
+          <w:p>
+            <w:r>
+              <w:t>RAG summary generated from data</w:t>
             </w:r>
           </w:p>
         </w:tc>
@@ -2697,17 +2697,17 @@
           </w:tcPr>
           <w:p>
             <w:r>
-              <w:t>health-perf</w:t>
-            </w:r>
-          </w:p>
-        </w:tc>
-        <w:tc>
-          <w:tcPr>
-            <w:tcW w:type="dxa" w:w="2160"/>
-          </w:tcPr>
-          <w:p>
-            <w:r>
-              <w:t>bus factor, DORA, aging WIP, say-do, health check</w:t>
+              <w:t>pm-registers</w:t>
+            </w:r>
+          </w:p>
+        </w:tc>
+        <w:tc>
+          <w:tcPr>
+            <w:tcW w:type="dxa" w:w="2160"/>
+          </w:tcPr>
+          <w:p>
+            <w:r>
+              <w:t>change/issues/stakeholders/... + portfolio snapshot</w:t>
             </w:r>
           </w:p>
         </w:tc>
@@ -2730,6 +2730,48 @@
           <w:p>
             <w:r>
               <w:t>TC-F041</w:t>
+            </w:r>
+          </w:p>
+        </w:tc>
+        <w:tc>
+          <w:tcPr>
+            <w:tcW w:type="dxa" w:w="2160"/>
+          </w:tcPr>
+          <w:p>
+            <w:r>
+              <w:t>health-perf</w:t>
+            </w:r>
+          </w:p>
+        </w:tc>
+        <w:tc>
+          <w:tcPr>
+            <w:tcW w:type="dxa" w:w="2160"/>
+          </w:tcPr>
+          <w:p>
+            <w:r>
+              <w:t>bus factor, DORA, aging WIP, say-do, health check</w:t>
+            </w:r>
+          </w:p>
+        </w:tc>
+        <w:tc>
+          <w:tcPr>
+            <w:tcW w:type="dxa" w:w="2160"/>
+          </w:tcPr>
+          <w:p>
+            <w:r>
+              <w:t>e2e: run_e2e.py</w:t>
+            </w:r>
+          </w:p>
+        </w:tc>
+      </w:tr>
+      <w:tr>
+        <w:tc>
+          <w:tcPr>
+            <w:tcW w:type="dxa" w:w="2160"/>
+          </w:tcPr>
+          <w:p>
+            <w:r>
+              <w:t>TC-F042</w:t>
             </w:r>
           </w:p>
         </w:tc>
@@ -3899,7 +3941,7 @@
         <w:rPr>
           <w:i/>
         </w:rPr>
-        <w:t>Сгенерировано из набора тестов приложения «Управление кросс-функциональной командой» v1.47.0 (28.10.2026). Публикуется и обновляется при каждом релизе.</w:t>
+        <w:t>Сгенерировано из набора тестов приложения «Управление кросс-функциональной командой» v1.48.0 (28.10.2026). Публикуется и обновляется при каждом релизе.</w:t>
       </w:r>
     </w:p>
     <w:sectPr>

--- a/Тестовая документация/Тестовая_документация_Планирование_спринта_PRO.docx
+++ b/Тестовая документация/Тестовая_документация_Планирование_спринта_PRO.docx
@@ -15,7 +15,7 @@
         <w:rPr>
           <w:i/>
         </w:rPr>
-        <w:t>Управление кросс-функциональной командой · v1.48.0 · 28.10.2026</w:t>
+        <w:t>Управление кросс-функциональной командой · v1.49.0 · 28.10.2026</w:t>
       </w:r>
     </w:p>
     <w:p>
@@ -919,7 +919,7 @@
     </w:p>
     <w:p>
       <w:r>
-        <w:t>Всего автоматизированных проверок: 53 (frontend e2e: 43 + smoke по всем разделам; backend: 8; analytics: 2). Все кейсы автоматизированы и входят в регрессию `make test`.</w:t>
+        <w:t>Всего автоматизированных проверок: 54 (frontend e2e: 44 + smoke по всем разделам; backend: 8; analytics: 2). Все кейсы автоматизированы и входят в регрессию `make test`.</w:t>
       </w:r>
     </w:p>
     <w:p>
@@ -2529,17 +2529,17 @@
           </w:tcPr>
           <w:p>
             <w:r>
-              <w:t>evm</w:t>
-            </w:r>
-          </w:p>
-        </w:tc>
-        <w:tc>
-          <w:tcPr>
-            <w:tcW w:type="dxa" w:w="2160"/>
-          </w:tcPr>
-          <w:p>
-            <w:r>
-              <w:t>PV/EV/AC, CPI/SPI, EAC forecast</w:t>
+              <w:t>whiteboard4</w:t>
+            </w:r>
+          </w:p>
+        </w:tc>
+        <w:tc>
+          <w:tcPr>
+            <w:tcW w:type="dxa" w:w="2160"/>
+          </w:tcPr>
+          <w:p>
+            <w:r>
+              <w:t>voting/anon/presentation/comments, flowchart, mind map, table, auto-layout, swimlanes</w:t>
             </w:r>
           </w:p>
         </w:tc>
@@ -2571,17 +2571,17 @@
           </w:tcPr>
           <w:p>
             <w:r>
-              <w:t>poker</w:t>
-            </w:r>
-          </w:p>
-        </w:tc>
-        <w:tc>
-          <w:tcPr>
-            <w:tcW w:type="dxa" w:w="2160"/>
-          </w:tcPr>
-          <w:p>
-            <w:r>
-              <w:t>reveal median/consensus on Fibonacci</w:t>
+              <w:t>evm</w:t>
+            </w:r>
+          </w:p>
+        </w:tc>
+        <w:tc>
+          <w:tcPr>
+            <w:tcW w:type="dxa" w:w="2160"/>
+          </w:tcPr>
+          <w:p>
+            <w:r>
+              <w:t>PV/EV/AC, CPI/SPI, EAC forecast</w:t>
             </w:r>
           </w:p>
         </w:tc>
@@ -2613,17 +2613,17 @@
           </w:tcPr>
           <w:p>
             <w:r>
-              <w:t>wbs</w:t>
-            </w:r>
-          </w:p>
-        </w:tc>
-        <w:tc>
-          <w:tcPr>
-            <w:tcW w:type="dxa" w:w="2160"/>
-          </w:tcPr>
-          <w:p>
-            <w:r>
-              <w:t>Epic rollup of child estimates</w:t>
+              <w:t>poker</w:t>
+            </w:r>
+          </w:p>
+        </w:tc>
+        <w:tc>
+          <w:tcPr>
+            <w:tcW w:type="dxa" w:w="2160"/>
+          </w:tcPr>
+          <w:p>
+            <w:r>
+              <w:t>reveal median/consensus on Fibonacci</w:t>
             </w:r>
           </w:p>
         </w:tc>
@@ -2655,17 +2655,17 @@
           </w:tcPr>
           <w:p>
             <w:r>
-              <w:t>status-report</w:t>
-            </w:r>
-          </w:p>
-        </w:tc>
-        <w:tc>
-          <w:tcPr>
-            <w:tcW w:type="dxa" w:w="2160"/>
-          </w:tcPr>
-          <w:p>
-            <w:r>
-              <w:t>RAG summary generated from data</w:t>
+              <w:t>wbs</w:t>
+            </w:r>
+          </w:p>
+        </w:tc>
+        <w:tc>
+          <w:tcPr>
+            <w:tcW w:type="dxa" w:w="2160"/>
+          </w:tcPr>
+          <w:p>
+            <w:r>
+              <w:t>Epic rollup of child estimates</w:t>
             </w:r>
           </w:p>
         </w:tc>
@@ -2697,17 +2697,17 @@
           </w:tcPr>
           <w:p>
             <w:r>
-              <w:t>pm-registers</w:t>
-            </w:r>
-          </w:p>
-        </w:tc>
-        <w:tc>
-          <w:tcPr>
-            <w:tcW w:type="dxa" w:w="2160"/>
-          </w:tcPr>
-          <w:p>
-            <w:r>
-              <w:t>change/issues/stakeholders/... + portfolio snapshot</w:t>
+              <w:t>status-report</w:t>
+            </w:r>
+          </w:p>
+        </w:tc>
+        <w:tc>
+          <w:tcPr>
+            <w:tcW w:type="dxa" w:w="2160"/>
+          </w:tcPr>
+          <w:p>
+            <w:r>
+              <w:t>RAG summary generated from data</w:t>
             </w:r>
           </w:p>
         </w:tc>
@@ -2739,17 +2739,17 @@
           </w:tcPr>
           <w:p>
             <w:r>
-              <w:t>health-perf</w:t>
-            </w:r>
-          </w:p>
-        </w:tc>
-        <w:tc>
-          <w:tcPr>
-            <w:tcW w:type="dxa" w:w="2160"/>
-          </w:tcPr>
-          <w:p>
-            <w:r>
-              <w:t>bus factor, DORA, aging WIP, say-do, health check</w:t>
+              <w:t>pm-registers</w:t>
+            </w:r>
+          </w:p>
+        </w:tc>
+        <w:tc>
+          <w:tcPr>
+            <w:tcW w:type="dxa" w:w="2160"/>
+          </w:tcPr>
+          <w:p>
+            <w:r>
+              <w:t>change/issues/stakeholders/... + portfolio snapshot</w:t>
             </w:r>
           </w:p>
         </w:tc>
@@ -2772,6 +2772,48 @@
           <w:p>
             <w:r>
               <w:t>TC-F042</w:t>
+            </w:r>
+          </w:p>
+        </w:tc>
+        <w:tc>
+          <w:tcPr>
+            <w:tcW w:type="dxa" w:w="2160"/>
+          </w:tcPr>
+          <w:p>
+            <w:r>
+              <w:t>health-perf</w:t>
+            </w:r>
+          </w:p>
+        </w:tc>
+        <w:tc>
+          <w:tcPr>
+            <w:tcW w:type="dxa" w:w="2160"/>
+          </w:tcPr>
+          <w:p>
+            <w:r>
+              <w:t>bus factor, DORA, aging WIP, say-do, health check</w:t>
+            </w:r>
+          </w:p>
+        </w:tc>
+        <w:tc>
+          <w:tcPr>
+            <w:tcW w:type="dxa" w:w="2160"/>
+          </w:tcPr>
+          <w:p>
+            <w:r>
+              <w:t>e2e: run_e2e.py</w:t>
+            </w:r>
+          </w:p>
+        </w:tc>
+      </w:tr>
+      <w:tr>
+        <w:tc>
+          <w:tcPr>
+            <w:tcW w:type="dxa" w:w="2160"/>
+          </w:tcPr>
+          <w:p>
+            <w:r>
+              <w:t>TC-F043</w:t>
             </w:r>
           </w:p>
         </w:tc>
@@ -3941,7 +3983,7 @@
         <w:rPr>
           <w:i/>
         </w:rPr>
-        <w:t>Сгенерировано из набора тестов приложения «Управление кросс-функциональной командой» v1.48.0 (28.10.2026). Публикуется и обновляется при каждом релизе.</w:t>
+        <w:t>Сгенерировано из набора тестов приложения «Управление кросс-функциональной командой» v1.49.0 (28.10.2026). Публикуется и обновляется при каждом релизе.</w:t>
       </w:r>
     </w:p>
     <w:sectPr>

--- a/Тестовая документация/Тестовая_документация_Планирование_спринта_PRO.docx
+++ b/Тестовая документация/Тестовая_документация_Планирование_спринта_PRO.docx
@@ -15,7 +15,7 @@
         <w:rPr>
           <w:i/>
         </w:rPr>
-        <w:t>Управление кросс-функциональной командой · v1.49.0 · 28.10.2026</w:t>
+        <w:t>Управление кросс-функциональной командой · v1.50.0 · 29.10.2026</w:t>
       </w:r>
     </w:p>
     <w:p>
@@ -919,7 +919,7 @@
     </w:p>
     <w:p>
       <w:r>
-        <w:t>Всего автоматизированных проверок: 54 (frontend e2e: 44 + smoke по всем разделам; backend: 8; analytics: 2). Все кейсы автоматизированы и входят в регрессию `make test`.</w:t>
+        <w:t>Всего автоматизированных проверок: 56 (frontend e2e: 46 + smoke по всем разделам; backend: 8; analytics: 2). Все кейсы автоматизированы и входят в регрессию `make test`.</w:t>
       </w:r>
     </w:p>
     <w:p>
@@ -1027,7 +1027,7 @@
           </w:tcPr>
           <w:p>
             <w:r>
-              <w:t>Рендер каждого из 56 разделов NAV без ошибок консоли</w:t>
+              <w:t>Рендер каждого из 57 разделов NAV без ошибок консоли</w:t>
             </w:r>
           </w:p>
         </w:tc>
@@ -2834,6 +2834,90 @@
           <w:p>
             <w:r>
               <w:t>unique ids, containers, regrouped blocks</w:t>
+            </w:r>
+          </w:p>
+        </w:tc>
+        <w:tc>
+          <w:tcPr>
+            <w:tcW w:type="dxa" w:w="2160"/>
+          </w:tcPr>
+          <w:p>
+            <w:r>
+              <w:t>e2e: run_e2e.py</w:t>
+            </w:r>
+          </w:p>
+        </w:tc>
+      </w:tr>
+      <w:tr>
+        <w:tc>
+          <w:tcPr>
+            <w:tcW w:type="dxa" w:w="2160"/>
+          </w:tcPr>
+          <w:p>
+            <w:r>
+              <w:t>TC-F044</w:t>
+            </w:r>
+          </w:p>
+        </w:tc>
+        <w:tc>
+          <w:tcPr>
+            <w:tcW w:type="dxa" w:w="2160"/>
+          </w:tcPr>
+          <w:p>
+            <w:r>
+              <w:t>ergonomics</w:t>
+            </w:r>
+          </w:p>
+        </w:tc>
+        <w:tc>
+          <w:tcPr>
+            <w:tcW w:type="dxa" w:w="2160"/>
+          </w:tcPr>
+          <w:p>
+            <w:r>
+              <w:t>lazy views, compact nav hubs/tabs/search, header, quick create, density</w:t>
+            </w:r>
+          </w:p>
+        </w:tc>
+        <w:tc>
+          <w:tcPr>
+            <w:tcW w:type="dxa" w:w="2160"/>
+          </w:tcPr>
+          <w:p>
+            <w:r>
+              <w:t>e2e: run_e2e.py</w:t>
+            </w:r>
+          </w:p>
+        </w:tc>
+      </w:tr>
+      <w:tr>
+        <w:tc>
+          <w:tcPr>
+            <w:tcW w:type="dxa" w:w="2160"/>
+          </w:tcPr>
+          <w:p>
+            <w:r>
+              <w:t>TC-F045</w:t>
+            </w:r>
+          </w:p>
+        </w:tc>
+        <w:tc>
+          <w:tcPr>
+            <w:tcW w:type="dxa" w:w="2160"/>
+          </w:tcPr>
+          <w:p>
+            <w:r>
+              <w:t>scenarios</w:t>
+            </w:r>
+          </w:p>
+        </w:tc>
+        <w:tc>
+          <w:tcPr>
+            <w:tcW w:type="dxa" w:w="2160"/>
+          </w:tcPr>
+          <w:p>
+            <w:r>
+              <w:t>my day, first steps, «Новый проект» wizard</w:t>
             </w:r>
           </w:p>
         </w:tc>
@@ -3492,17 +3576,17 @@
           </w:tcPr>
           <w:p>
             <w:r>
-              <w:t>3</w:t>
-            </w:r>
-          </w:p>
-        </w:tc>
-        <w:tc>
-          <w:tcPr>
-            <w:tcW w:type="dxa" w:w="2160"/>
-          </w:tcPr>
-          <w:p>
-            <w:r>
-              <w:t>Дашборд, Статус-отчёт, Портфель</w:t>
+              <w:t>4</w:t>
+            </w:r>
+          </w:p>
+        </w:tc>
+        <w:tc>
+          <w:tcPr>
+            <w:tcW w:type="dxa" w:w="2160"/>
+          </w:tcPr>
+          <w:p>
+            <w:r>
+              <w:t>Мой день, Дашборд, Статус-отчёт, Портфель</w:t>
             </w:r>
           </w:p>
         </w:tc>
@@ -3983,7 +4067,7 @@
         <w:rPr>
           <w:i/>
         </w:rPr>
-        <w:t>Сгенерировано из набора тестов приложения «Управление кросс-функциональной командой» v1.49.0 (28.10.2026). Публикуется и обновляется при каждом релизе.</w:t>
+        <w:t>Сгенерировано из набора тестов приложения «Управление кросс-функциональной командой» v1.50.0 (29.10.2026). Публикуется и обновляется при каждом релизе.</w:t>
       </w:r>
     </w:p>
     <w:sectPr>

--- a/Тестовая документация/Тестовая_документация_Планирование_спринта_PRO.docx
+++ b/Тестовая документация/Тестовая_документация_Планирование_спринта_PRO.docx
@@ -15,7 +15,7 @@
         <w:rPr>
           <w:i/>
         </w:rPr>
-        <w:t>Управление кросс-функциональной командой · v1.50.0 · 29.10.2026</w:t>
+        <w:t>Управление кросс-функциональной командой · v1.51.0 · 29.10.2026</w:t>
       </w:r>
     </w:p>
     <w:p>
@@ -919,7 +919,7 @@
     </w:p>
     <w:p>
       <w:r>
-        <w:t>Всего автоматизированных проверок: 56 (frontend e2e: 46 + smoke по всем разделам; backend: 8; analytics: 2). Все кейсы автоматизированы и входят в регрессию `make test`.</w:t>
+        <w:t>Всего автоматизированных проверок: 59 (frontend e2e: 47 + smoke по всем разделам; backend: 10; analytics: 2). Все кейсы автоматизированы и входят в регрессию `make test`.</w:t>
       </w:r>
     </w:p>
     <w:p>
@@ -1027,7 +1027,7 @@
           </w:tcPr>
           <w:p>
             <w:r>
-              <w:t>Рендер каждого из 57 разделов NAV без ошибок консоли</w:t>
+              <w:t>Рендер каждого из 58 разделов NAV без ошибок консоли</w:t>
             </w:r>
           </w:p>
         </w:tc>
@@ -2918,6 +2918,48 @@
           <w:p>
             <w:r>
               <w:t>my day, first steps, «Новый проект» wizard</w:t>
+            </w:r>
+          </w:p>
+        </w:tc>
+        <w:tc>
+          <w:tcPr>
+            <w:tcW w:type="dxa" w:w="2160"/>
+          </w:tcPr>
+          <w:p>
+            <w:r>
+              <w:t>e2e: run_e2e.py</w:t>
+            </w:r>
+          </w:p>
+        </w:tc>
+      </w:tr>
+      <w:tr>
+        <w:tc>
+          <w:tcPr>
+            <w:tcW w:type="dxa" w:w="2160"/>
+          </w:tcPr>
+          <w:p>
+            <w:r>
+              <w:t>TC-F046</w:t>
+            </w:r>
+          </w:p>
+        </w:tc>
+        <w:tc>
+          <w:tcPr>
+            <w:tcW w:type="dxa" w:w="2160"/>
+          </w:tcPr>
+          <w:p>
+            <w:r>
+              <w:t>profile</w:t>
+            </w:r>
+          </w:p>
+        </w:tc>
+        <w:tc>
+          <w:tcPr>
+            <w:tcW w:type="dxa" w:w="2160"/>
+          </w:tcPr>
+          <w:p>
+            <w:r>
+              <w:t>who am I, my work/time, mentions, settings, server binding &amp; own password</w:t>
             </w:r>
           </w:p>
         </w:tc>
@@ -3313,6 +3355,90 @@
           <w:p>
             <w:r>
               <w:t>TC-B008</w:t>
+            </w:r>
+          </w:p>
+        </w:tc>
+        <w:tc>
+          <w:tcPr>
+            <w:tcW w:type="dxa" w:w="2160"/>
+          </w:tcPr>
+          <w:p>
+            <w:r>
+              <w:t>ProfileTest</w:t>
+            </w:r>
+          </w:p>
+        </w:tc>
+        <w:tc>
+          <w:tcPr>
+            <w:tcW w:type="dxa" w:w="2160"/>
+          </w:tcPr>
+          <w:p>
+            <w:r>
+              <w:t>member binding for any role</w:t>
+            </w:r>
+          </w:p>
+        </w:tc>
+        <w:tc>
+          <w:tcPr>
+            <w:tcW w:type="dxa" w:w="2160"/>
+          </w:tcPr>
+          <w:p>
+            <w:r>
+              <w:t>memberBindingForAnyRole()</w:t>
+            </w:r>
+          </w:p>
+        </w:tc>
+      </w:tr>
+      <w:tr>
+        <w:tc>
+          <w:tcPr>
+            <w:tcW w:type="dxa" w:w="2160"/>
+          </w:tcPr>
+          <w:p>
+            <w:r>
+              <w:t>TC-B009</w:t>
+            </w:r>
+          </w:p>
+        </w:tc>
+        <w:tc>
+          <w:tcPr>
+            <w:tcW w:type="dxa" w:w="2160"/>
+          </w:tcPr>
+          <w:p>
+            <w:r>
+              <w:t>ProfileTest</w:t>
+            </w:r>
+          </w:p>
+        </w:tc>
+        <w:tc>
+          <w:tcPr>
+            <w:tcW w:type="dxa" w:w="2160"/>
+          </w:tcPr>
+          <w:p>
+            <w:r>
+              <w:t>own password change</w:t>
+            </w:r>
+          </w:p>
+        </w:tc>
+        <w:tc>
+          <w:tcPr>
+            <w:tcW w:type="dxa" w:w="2160"/>
+          </w:tcPr>
+          <w:p>
+            <w:r>
+              <w:t>ownPasswordChange()</w:t>
+            </w:r>
+          </w:p>
+        </w:tc>
+      </w:tr>
+      <w:tr>
+        <w:tc>
+          <w:tcPr>
+            <w:tcW w:type="dxa" w:w="2160"/>
+          </w:tcPr>
+          <w:p>
+            <w:r>
+              <w:t>TC-B010</w:t>
             </w:r>
           </w:p>
         </w:tc>
@@ -3576,17 +3702,17 @@
           </w:tcPr>
           <w:p>
             <w:r>
-              <w:t>4</w:t>
-            </w:r>
-          </w:p>
-        </w:tc>
-        <w:tc>
-          <w:tcPr>
-            <w:tcW w:type="dxa" w:w="2160"/>
-          </w:tcPr>
-          <w:p>
-            <w:r>
-              <w:t>Мой день, Дашборд, Статус-отчёт, Портфель</w:t>
+              <w:t>5</w:t>
+            </w:r>
+          </w:p>
+        </w:tc>
+        <w:tc>
+          <w:tcPr>
+            <w:tcW w:type="dxa" w:w="2160"/>
+          </w:tcPr>
+          <w:p>
+            <w:r>
+              <w:t>Мой день, Мой профиль, Дашборд, Статус-отчёт, Портфель</w:t>
             </w:r>
           </w:p>
         </w:tc>
@@ -4067,7 +4193,7 @@
         <w:rPr>
           <w:i/>
         </w:rPr>
-        <w:t>Сгенерировано из набора тестов приложения «Управление кросс-функциональной командой» v1.50.0 (29.10.2026). Публикуется и обновляется при каждом релизе.</w:t>
+        <w:t>Сгенерировано из набора тестов приложения «Управление кросс-функциональной командой» v1.51.0 (29.10.2026). Публикуется и обновляется при каждом релизе.</w:t>
       </w:r>
     </w:p>
     <w:sectPr>

--- a/Тестовая документация/Тестовая_документация_Планирование_спринта_PRO.docx
+++ b/Тестовая документация/Тестовая_документация_Планирование_спринта_PRO.docx
@@ -15,7 +15,7 @@
         <w:rPr>
           <w:i/>
         </w:rPr>
-        <w:t>Управление кросс-функциональной командой · v1.51.0 · 29.10.2026</w:t>
+        <w:t>Управление кросс-функциональной командой · v1.52.0 · 30.10.2026</w:t>
       </w:r>
     </w:p>
     <w:p>
@@ -919,7 +919,7 @@
     </w:p>
     <w:p>
       <w:r>
-        <w:t>Всего автоматизированных проверок: 59 (frontend e2e: 47 + smoke по всем разделам; backend: 10; analytics: 2). Все кейсы автоматизированы и входят в регрессию `make test`.</w:t>
+        <w:t>Всего автоматизированных проверок: 61 (frontend e2e: 49 + smoke по всем разделам; backend: 10; analytics: 2). Все кейсы автоматизированы и входят в регрессию `make test`.</w:t>
       </w:r>
     </w:p>
     <w:p>
@@ -1027,7 +1027,7 @@
           </w:tcPr>
           <w:p>
             <w:r>
-              <w:t>Рендер каждого из 58 разделов NAV без ошибок консоли</w:t>
+              <w:t>Рендер каждого из 59 разделов NAV без ошибок консоли</w:t>
             </w:r>
           </w:p>
         </w:tc>
@@ -2697,17 +2697,17 @@
           </w:tcPr>
           <w:p>
             <w:r>
-              <w:t>status-report</w:t>
-            </w:r>
-          </w:p>
-        </w:tc>
-        <w:tc>
-          <w:tcPr>
-            <w:tcW w:type="dxa" w:w="2160"/>
-          </w:tcPr>
-          <w:p>
-            <w:r>
-              <w:t>RAG summary generated from data</w:t>
+              <w:t>hgantt</w:t>
+            </w:r>
+          </w:p>
+        </w:tc>
+        <w:tc>
+          <w:tcPr>
+            <w:tcW w:type="dxa" w:w="2160"/>
+          </w:tcPr>
+          <w:p>
+            <w:r>
+              <w:t>hierarchy Gantt — levels, rollup, plan/fact, overdue, cycles, demo features</w:t>
             </w:r>
           </w:p>
         </w:tc>
@@ -2739,17 +2739,17 @@
           </w:tcPr>
           <w:p>
             <w:r>
-              <w:t>pm-registers</w:t>
-            </w:r>
-          </w:p>
-        </w:tc>
-        <w:tc>
-          <w:tcPr>
-            <w:tcW w:type="dxa" w:w="2160"/>
-          </w:tcPr>
-          <w:p>
-            <w:r>
-              <w:t>change/issues/stakeholders/... + portfolio snapshot</w:t>
+              <w:t>status-report</w:t>
+            </w:r>
+          </w:p>
+        </w:tc>
+        <w:tc>
+          <w:tcPr>
+            <w:tcW w:type="dxa" w:w="2160"/>
+          </w:tcPr>
+          <w:p>
+            <w:r>
+              <w:t>RAG summary generated from data</w:t>
             </w:r>
           </w:p>
         </w:tc>
@@ -2781,17 +2781,17 @@
           </w:tcPr>
           <w:p>
             <w:r>
-              <w:t>health-perf</w:t>
-            </w:r>
-          </w:p>
-        </w:tc>
-        <w:tc>
-          <w:tcPr>
-            <w:tcW w:type="dxa" w:w="2160"/>
-          </w:tcPr>
-          <w:p>
-            <w:r>
-              <w:t>bus factor, DORA, aging WIP, say-do, health check</w:t>
+              <w:t>pm-registers</w:t>
+            </w:r>
+          </w:p>
+        </w:tc>
+        <w:tc>
+          <w:tcPr>
+            <w:tcW w:type="dxa" w:w="2160"/>
+          </w:tcPr>
+          <w:p>
+            <w:r>
+              <w:t>change/issues/stakeholders/... + portfolio snapshot</w:t>
             </w:r>
           </w:p>
         </w:tc>
@@ -2823,17 +2823,17 @@
           </w:tcPr>
           <w:p>
             <w:r>
-              <w:t>nav</w:t>
-            </w:r>
-          </w:p>
-        </w:tc>
-        <w:tc>
-          <w:tcPr>
-            <w:tcW w:type="dxa" w:w="2160"/>
-          </w:tcPr>
-          <w:p>
-            <w:r>
-              <w:t>unique ids, containers, regrouped blocks</w:t>
+              <w:t>health-perf</w:t>
+            </w:r>
+          </w:p>
+        </w:tc>
+        <w:tc>
+          <w:tcPr>
+            <w:tcW w:type="dxa" w:w="2160"/>
+          </w:tcPr>
+          <w:p>
+            <w:r>
+              <w:t>bus factor, DORA, aging WIP, say-do, health check</w:t>
             </w:r>
           </w:p>
         </w:tc>
@@ -2865,17 +2865,17 @@
           </w:tcPr>
           <w:p>
             <w:r>
-              <w:t>ergonomics</w:t>
-            </w:r>
-          </w:p>
-        </w:tc>
-        <w:tc>
-          <w:tcPr>
-            <w:tcW w:type="dxa" w:w="2160"/>
-          </w:tcPr>
-          <w:p>
-            <w:r>
-              <w:t>lazy views, compact nav hubs/tabs/search, header, quick create, density</w:t>
+              <w:t>nav</w:t>
+            </w:r>
+          </w:p>
+        </w:tc>
+        <w:tc>
+          <w:tcPr>
+            <w:tcW w:type="dxa" w:w="2160"/>
+          </w:tcPr>
+          <w:p>
+            <w:r>
+              <w:t>unique ids, containers, regrouped blocks</w:t>
             </w:r>
           </w:p>
         </w:tc>
@@ -2907,17 +2907,17 @@
           </w:tcPr>
           <w:p>
             <w:r>
-              <w:t>scenarios</w:t>
-            </w:r>
-          </w:p>
-        </w:tc>
-        <w:tc>
-          <w:tcPr>
-            <w:tcW w:type="dxa" w:w="2160"/>
-          </w:tcPr>
-          <w:p>
-            <w:r>
-              <w:t>my day, first steps, «Новый проект» wizard</w:t>
+              <w:t>ergonomics</w:t>
+            </w:r>
+          </w:p>
+        </w:tc>
+        <w:tc>
+          <w:tcPr>
+            <w:tcW w:type="dxa" w:w="2160"/>
+          </w:tcPr>
+          <w:p>
+            <w:r>
+              <w:t>lazy views, compact nav hubs/tabs/search, header, quick create, density</w:t>
             </w:r>
           </w:p>
         </w:tc>
@@ -2949,6 +2949,48 @@
           </w:tcPr>
           <w:p>
             <w:r>
+              <w:t>scenarios</w:t>
+            </w:r>
+          </w:p>
+        </w:tc>
+        <w:tc>
+          <w:tcPr>
+            <w:tcW w:type="dxa" w:w="2160"/>
+          </w:tcPr>
+          <w:p>
+            <w:r>
+              <w:t>my day, first steps, «Новый проект» wizard</w:t>
+            </w:r>
+          </w:p>
+        </w:tc>
+        <w:tc>
+          <w:tcPr>
+            <w:tcW w:type="dxa" w:w="2160"/>
+          </w:tcPr>
+          <w:p>
+            <w:r>
+              <w:t>e2e: run_e2e.py</w:t>
+            </w:r>
+          </w:p>
+        </w:tc>
+      </w:tr>
+      <w:tr>
+        <w:tc>
+          <w:tcPr>
+            <w:tcW w:type="dxa" w:w="2160"/>
+          </w:tcPr>
+          <w:p>
+            <w:r>
+              <w:t>TC-F047</w:t>
+            </w:r>
+          </w:p>
+        </w:tc>
+        <w:tc>
+          <w:tcPr>
+            <w:tcW w:type="dxa" w:w="2160"/>
+          </w:tcPr>
+          <w:p>
+            <w:r>
               <w:t>profile</w:t>
             </w:r>
           </w:p>
@@ -2960,6 +3002,48 @@
           <w:p>
             <w:r>
               <w:t>who am I, my work/time, mentions, settings, server binding &amp; own password</w:t>
+            </w:r>
+          </w:p>
+        </w:tc>
+        <w:tc>
+          <w:tcPr>
+            <w:tcW w:type="dxa" w:w="2160"/>
+          </w:tcPr>
+          <w:p>
+            <w:r>
+              <w:t>e2e: run_e2e.py</w:t>
+            </w:r>
+          </w:p>
+        </w:tc>
+      </w:tr>
+      <w:tr>
+        <w:tc>
+          <w:tcPr>
+            <w:tcW w:type="dxa" w:w="2160"/>
+          </w:tcPr>
+          <w:p>
+            <w:r>
+              <w:t>TC-F048</w:t>
+            </w:r>
+          </w:p>
+        </w:tc>
+        <w:tc>
+          <w:tcPr>
+            <w:tcW w:type="dxa" w:w="2160"/>
+          </w:tcPr>
+          <w:p>
+            <w:r>
+              <w:t>viewer</w:t>
+            </w:r>
+          </w:p>
+        </w:tc>
+        <w:tc>
+          <w:tcPr>
+            <w:tcW w:type="dxa" w:w="2160"/>
+          </w:tcPr>
+          <w:p>
+            <w:r>
+              <w:t>personal controls stay usable, data read-only</w:t>
             </w:r>
           </w:p>
         </w:tc>
@@ -3828,17 +3912,17 @@
           </w:tcPr>
           <w:p>
             <w:r>
-              <w:t>4</w:t>
-            </w:r>
-          </w:p>
-        </w:tc>
-        <w:tc>
-          <w:tcPr>
-            <w:tcW w:type="dxa" w:w="2160"/>
-          </w:tcPr>
-          <w:p>
-            <w:r>
-              <w:t>Гант, Зависимости, Программная доска, Вехи</w:t>
+              <w:t>5</w:t>
+            </w:r>
+          </w:p>
+        </w:tc>
+        <w:tc>
+          <w:tcPr>
+            <w:tcW w:type="dxa" w:w="2160"/>
+          </w:tcPr>
+          <w:p>
+            <w:r>
+              <w:t>Гант, Гант по иерархии, Зависимости, Программная доска, Вехи</w:t>
             </w:r>
           </w:p>
         </w:tc>
@@ -4193,7 +4277,7 @@
         <w:rPr>
           <w:i/>
         </w:rPr>
-        <w:t>Сгенерировано из набора тестов приложения «Управление кросс-функциональной командой» v1.51.0 (29.10.2026). Публикуется и обновляется при каждом релизе.</w:t>
+        <w:t>Сгенерировано из набора тестов приложения «Управление кросс-функциональной командой» v1.52.0 (30.10.2026). Публикуется и обновляется при каждом релизе.</w:t>
       </w:r>
     </w:p>
     <w:sectPr>

--- a/Тестовая документация/Тестовая_документация_Планирование_спринта_PRO.docx
+++ b/Тестовая документация/Тестовая_документация_Планирование_спринта_PRO.docx
@@ -15,7 +15,7 @@
         <w:rPr>
           <w:i/>
         </w:rPr>
-        <w:t>Управление кросс-функциональной командой · v1.52.0 · 30.10.2026</w:t>
+        <w:t>Управление кросс-функциональной командой · v1.53.0 · 30.10.2026</w:t>
       </w:r>
     </w:p>
     <w:p>
@@ -919,7 +919,7 @@
     </w:p>
     <w:p>
       <w:r>
-        <w:t>Всего автоматизированных проверок: 61 (frontend e2e: 49 + smoke по всем разделам; backend: 10; analytics: 2). Все кейсы автоматизированы и входят в регрессию `make test`.</w:t>
+        <w:t>Всего автоматизированных проверок: 62 (frontend e2e: 50 + smoke по всем разделам; backend: 10; analytics: 2). Все кейсы автоматизированы и входят в регрессию `make test`.</w:t>
       </w:r>
     </w:p>
     <w:p>
@@ -2739,17 +2739,17 @@
           </w:tcPr>
           <w:p>
             <w:r>
-              <w:t>status-report</w:t>
-            </w:r>
-          </w:p>
-        </w:tc>
-        <w:tc>
-          <w:tcPr>
-            <w:tcW w:type="dxa" w:w="2160"/>
-          </w:tcPr>
-          <w:p>
-            <w:r>
-              <w:t>RAG summary generated from data</w:t>
+              <w:t>stages</w:t>
+            </w:r>
+          </w:p>
+        </w:tc>
+        <w:tc>
+          <w:tcPr>
+            <w:tcW w:type="dxa" w:w="2160"/>
+          </w:tcPr>
+          <w:p>
+            <w:r>
+              <w:t>hierarchy Gantt stage marks — auto (roles, demo, release), manual panel, legend, roles</w:t>
             </w:r>
           </w:p>
         </w:tc>
@@ -2781,17 +2781,17 @@
           </w:tcPr>
           <w:p>
             <w:r>
-              <w:t>pm-registers</w:t>
-            </w:r>
-          </w:p>
-        </w:tc>
-        <w:tc>
-          <w:tcPr>
-            <w:tcW w:type="dxa" w:w="2160"/>
-          </w:tcPr>
-          <w:p>
-            <w:r>
-              <w:t>change/issues/stakeholders/... + portfolio snapshot</w:t>
+              <w:t>status-report</w:t>
+            </w:r>
+          </w:p>
+        </w:tc>
+        <w:tc>
+          <w:tcPr>
+            <w:tcW w:type="dxa" w:w="2160"/>
+          </w:tcPr>
+          <w:p>
+            <w:r>
+              <w:t>RAG summary generated from data</w:t>
             </w:r>
           </w:p>
         </w:tc>
@@ -2823,17 +2823,17 @@
           </w:tcPr>
           <w:p>
             <w:r>
-              <w:t>health-perf</w:t>
-            </w:r>
-          </w:p>
-        </w:tc>
-        <w:tc>
-          <w:tcPr>
-            <w:tcW w:type="dxa" w:w="2160"/>
-          </w:tcPr>
-          <w:p>
-            <w:r>
-              <w:t>bus factor, DORA, aging WIP, say-do, health check</w:t>
+              <w:t>pm-registers</w:t>
+            </w:r>
+          </w:p>
+        </w:tc>
+        <w:tc>
+          <w:tcPr>
+            <w:tcW w:type="dxa" w:w="2160"/>
+          </w:tcPr>
+          <w:p>
+            <w:r>
+              <w:t>change/issues/stakeholders/... + portfolio snapshot</w:t>
             </w:r>
           </w:p>
         </w:tc>
@@ -2865,17 +2865,17 @@
           </w:tcPr>
           <w:p>
             <w:r>
-              <w:t>nav</w:t>
-            </w:r>
-          </w:p>
-        </w:tc>
-        <w:tc>
-          <w:tcPr>
-            <w:tcW w:type="dxa" w:w="2160"/>
-          </w:tcPr>
-          <w:p>
-            <w:r>
-              <w:t>unique ids, containers, regrouped blocks</w:t>
+              <w:t>health-perf</w:t>
+            </w:r>
+          </w:p>
+        </w:tc>
+        <w:tc>
+          <w:tcPr>
+            <w:tcW w:type="dxa" w:w="2160"/>
+          </w:tcPr>
+          <w:p>
+            <w:r>
+              <w:t>bus factor, DORA, aging WIP, say-do, health check</w:t>
             </w:r>
           </w:p>
         </w:tc>
@@ -2907,17 +2907,17 @@
           </w:tcPr>
           <w:p>
             <w:r>
-              <w:t>ergonomics</w:t>
-            </w:r>
-          </w:p>
-        </w:tc>
-        <w:tc>
-          <w:tcPr>
-            <w:tcW w:type="dxa" w:w="2160"/>
-          </w:tcPr>
-          <w:p>
-            <w:r>
-              <w:t>lazy views, compact nav hubs/tabs/search, header, quick create, density</w:t>
+              <w:t>nav</w:t>
+            </w:r>
+          </w:p>
+        </w:tc>
+        <w:tc>
+          <w:tcPr>
+            <w:tcW w:type="dxa" w:w="2160"/>
+          </w:tcPr>
+          <w:p>
+            <w:r>
+              <w:t>unique ids, containers, regrouped blocks</w:t>
             </w:r>
           </w:p>
         </w:tc>
@@ -2949,17 +2949,17 @@
           </w:tcPr>
           <w:p>
             <w:r>
-              <w:t>scenarios</w:t>
-            </w:r>
-          </w:p>
-        </w:tc>
-        <w:tc>
-          <w:tcPr>
-            <w:tcW w:type="dxa" w:w="2160"/>
-          </w:tcPr>
-          <w:p>
-            <w:r>
-              <w:t>my day, first steps, «Новый проект» wizard</w:t>
+              <w:t>ergonomics</w:t>
+            </w:r>
+          </w:p>
+        </w:tc>
+        <w:tc>
+          <w:tcPr>
+            <w:tcW w:type="dxa" w:w="2160"/>
+          </w:tcPr>
+          <w:p>
+            <w:r>
+              <w:t>lazy views, compact nav hubs/tabs/search, header, quick create, density</w:t>
             </w:r>
           </w:p>
         </w:tc>
@@ -2991,17 +2991,17 @@
           </w:tcPr>
           <w:p>
             <w:r>
-              <w:t>profile</w:t>
-            </w:r>
-          </w:p>
-        </w:tc>
-        <w:tc>
-          <w:tcPr>
-            <w:tcW w:type="dxa" w:w="2160"/>
-          </w:tcPr>
-          <w:p>
-            <w:r>
-              <w:t>who am I, my work/time, mentions, settings, server binding &amp; own password</w:t>
+              <w:t>scenarios</w:t>
+            </w:r>
+          </w:p>
+        </w:tc>
+        <w:tc>
+          <w:tcPr>
+            <w:tcW w:type="dxa" w:w="2160"/>
+          </w:tcPr>
+          <w:p>
+            <w:r>
+              <w:t>my day, first steps, «Новый проект» wizard</w:t>
             </w:r>
           </w:p>
         </w:tc>
@@ -3024,6 +3024,48 @@
           <w:p>
             <w:r>
               <w:t>TC-F048</w:t>
+            </w:r>
+          </w:p>
+        </w:tc>
+        <w:tc>
+          <w:tcPr>
+            <w:tcW w:type="dxa" w:w="2160"/>
+          </w:tcPr>
+          <w:p>
+            <w:r>
+              <w:t>profile</w:t>
+            </w:r>
+          </w:p>
+        </w:tc>
+        <w:tc>
+          <w:tcPr>
+            <w:tcW w:type="dxa" w:w="2160"/>
+          </w:tcPr>
+          <w:p>
+            <w:r>
+              <w:t>who am I, my work/time, mentions, settings, server binding &amp; own password</w:t>
+            </w:r>
+          </w:p>
+        </w:tc>
+        <w:tc>
+          <w:tcPr>
+            <w:tcW w:type="dxa" w:w="2160"/>
+          </w:tcPr>
+          <w:p>
+            <w:r>
+              <w:t>e2e: run_e2e.py</w:t>
+            </w:r>
+          </w:p>
+        </w:tc>
+      </w:tr>
+      <w:tr>
+        <w:tc>
+          <w:tcPr>
+            <w:tcW w:type="dxa" w:w="2160"/>
+          </w:tcPr>
+          <w:p>
+            <w:r>
+              <w:t>TC-F049</w:t>
             </w:r>
           </w:p>
         </w:tc>
@@ -4277,7 +4319,7 @@
         <w:rPr>
           <w:i/>
         </w:rPr>
-        <w:t>Сгенерировано из набора тестов приложения «Управление кросс-функциональной командой» v1.52.0 (30.10.2026). Публикуется и обновляется при каждом релизе.</w:t>
+        <w:t>Сгенерировано из набора тестов приложения «Управление кросс-функциональной командой» v1.53.0 (30.10.2026). Публикуется и обновляется при каждом релизе.</w:t>
       </w:r>
     </w:p>
     <w:sectPr>

--- a/Тестовая документация/Тестовая_документация_Планирование_спринта_PRO.docx
+++ b/Тестовая документация/Тестовая_документация_Планирование_спринта_PRO.docx
@@ -15,7 +15,7 @@
         <w:rPr>
           <w:i/>
         </w:rPr>
-        <w:t>Управление кросс-функциональной командой · v1.53.0 · 30.10.2026</w:t>
+        <w:t>Управление кросс-функциональной командой · v1.54.0 · 30.10.2026</w:t>
       </w:r>
     </w:p>
     <w:p>
@@ -919,7 +919,7 @@
     </w:p>
     <w:p>
       <w:r>
-        <w:t>Всего автоматизированных проверок: 62 (frontend e2e: 50 + smoke по всем разделам; backend: 10; analytics: 2). Все кейсы автоматизированы и входят в регрессию `make test`.</w:t>
+        <w:t>Всего автоматизированных проверок: 63 (frontend e2e: 51 + smoke по всем разделам; backend: 10; analytics: 2). Все кейсы автоматизированы и входят в регрессию `make test`.</w:t>
       </w:r>
     </w:p>
     <w:p>
@@ -2781,17 +2781,17 @@
           </w:tcPr>
           <w:p>
             <w:r>
-              <w:t>status-report</w:t>
-            </w:r>
-          </w:p>
-        </w:tc>
-        <w:tc>
-          <w:tcPr>
-            <w:tcW w:type="dxa" w:w="2160"/>
-          </w:tcPr>
-          <w:p>
-            <w:r>
-              <w:t>RAG summary generated from data</w:t>
+              <w:t>hglinks</w:t>
+            </w:r>
+          </w:p>
+        </w:tc>
+        <w:tc>
+          <w:tcPr>
+            <w:tcW w:type="dxa" w:w="2160"/>
+          </w:tcPr>
+          <w:p>
+            <w:r>
+              <w:t>dependency arrows — several predecessors, rollup, conflicts, branch/cycle checks, editing</w:t>
             </w:r>
           </w:p>
         </w:tc>
@@ -2823,17 +2823,17 @@
           </w:tcPr>
           <w:p>
             <w:r>
-              <w:t>pm-registers</w:t>
-            </w:r>
-          </w:p>
-        </w:tc>
-        <w:tc>
-          <w:tcPr>
-            <w:tcW w:type="dxa" w:w="2160"/>
-          </w:tcPr>
-          <w:p>
-            <w:r>
-              <w:t>change/issues/stakeholders/... + portfolio snapshot</w:t>
+              <w:t>status-report</w:t>
+            </w:r>
+          </w:p>
+        </w:tc>
+        <w:tc>
+          <w:tcPr>
+            <w:tcW w:type="dxa" w:w="2160"/>
+          </w:tcPr>
+          <w:p>
+            <w:r>
+              <w:t>RAG summary generated from data</w:t>
             </w:r>
           </w:p>
         </w:tc>
@@ -2865,17 +2865,17 @@
           </w:tcPr>
           <w:p>
             <w:r>
-              <w:t>health-perf</w:t>
-            </w:r>
-          </w:p>
-        </w:tc>
-        <w:tc>
-          <w:tcPr>
-            <w:tcW w:type="dxa" w:w="2160"/>
-          </w:tcPr>
-          <w:p>
-            <w:r>
-              <w:t>bus factor, DORA, aging WIP, say-do, health check</w:t>
+              <w:t>pm-registers</w:t>
+            </w:r>
+          </w:p>
+        </w:tc>
+        <w:tc>
+          <w:tcPr>
+            <w:tcW w:type="dxa" w:w="2160"/>
+          </w:tcPr>
+          <w:p>
+            <w:r>
+              <w:t>change/issues/stakeholders/... + portfolio snapshot</w:t>
             </w:r>
           </w:p>
         </w:tc>
@@ -2907,17 +2907,17 @@
           </w:tcPr>
           <w:p>
             <w:r>
-              <w:t>nav</w:t>
-            </w:r>
-          </w:p>
-        </w:tc>
-        <w:tc>
-          <w:tcPr>
-            <w:tcW w:type="dxa" w:w="2160"/>
-          </w:tcPr>
-          <w:p>
-            <w:r>
-              <w:t>unique ids, containers, regrouped blocks</w:t>
+              <w:t>health-perf</w:t>
+            </w:r>
+          </w:p>
+        </w:tc>
+        <w:tc>
+          <w:tcPr>
+            <w:tcW w:type="dxa" w:w="2160"/>
+          </w:tcPr>
+          <w:p>
+            <w:r>
+              <w:t>bus factor, DORA, aging WIP, say-do, health check</w:t>
             </w:r>
           </w:p>
         </w:tc>
@@ -2949,17 +2949,17 @@
           </w:tcPr>
           <w:p>
             <w:r>
-              <w:t>ergonomics</w:t>
-            </w:r>
-          </w:p>
-        </w:tc>
-        <w:tc>
-          <w:tcPr>
-            <w:tcW w:type="dxa" w:w="2160"/>
-          </w:tcPr>
-          <w:p>
-            <w:r>
-              <w:t>lazy views, compact nav hubs/tabs/search, header, quick create, density</w:t>
+              <w:t>nav</w:t>
+            </w:r>
+          </w:p>
+        </w:tc>
+        <w:tc>
+          <w:tcPr>
+            <w:tcW w:type="dxa" w:w="2160"/>
+          </w:tcPr>
+          <w:p>
+            <w:r>
+              <w:t>unique ids, containers, regrouped blocks</w:t>
             </w:r>
           </w:p>
         </w:tc>
@@ -2991,17 +2991,17 @@
           </w:tcPr>
           <w:p>
             <w:r>
-              <w:t>scenarios</w:t>
-            </w:r>
-          </w:p>
-        </w:tc>
-        <w:tc>
-          <w:tcPr>
-            <w:tcW w:type="dxa" w:w="2160"/>
-          </w:tcPr>
-          <w:p>
-            <w:r>
-              <w:t>my day, first steps, «Новый проект» wizard</w:t>
+              <w:t>ergonomics</w:t>
+            </w:r>
+          </w:p>
+        </w:tc>
+        <w:tc>
+          <w:tcPr>
+            <w:tcW w:type="dxa" w:w="2160"/>
+          </w:tcPr>
+          <w:p>
+            <w:r>
+              <w:t>lazy views, compact nav hubs/tabs/search, header, quick create, density</w:t>
             </w:r>
           </w:p>
         </w:tc>
@@ -3033,17 +3033,17 @@
           </w:tcPr>
           <w:p>
             <w:r>
-              <w:t>profile</w:t>
-            </w:r>
-          </w:p>
-        </w:tc>
-        <w:tc>
-          <w:tcPr>
-            <w:tcW w:type="dxa" w:w="2160"/>
-          </w:tcPr>
-          <w:p>
-            <w:r>
-              <w:t>who am I, my work/time, mentions, settings, server binding &amp; own password</w:t>
+              <w:t>scenarios</w:t>
+            </w:r>
+          </w:p>
+        </w:tc>
+        <w:tc>
+          <w:tcPr>
+            <w:tcW w:type="dxa" w:w="2160"/>
+          </w:tcPr>
+          <w:p>
+            <w:r>
+              <w:t>my day, first steps, «Новый проект» wizard</w:t>
             </w:r>
           </w:p>
         </w:tc>
@@ -3066,6 +3066,48 @@
           <w:p>
             <w:r>
               <w:t>TC-F049</w:t>
+            </w:r>
+          </w:p>
+        </w:tc>
+        <w:tc>
+          <w:tcPr>
+            <w:tcW w:type="dxa" w:w="2160"/>
+          </w:tcPr>
+          <w:p>
+            <w:r>
+              <w:t>profile</w:t>
+            </w:r>
+          </w:p>
+        </w:tc>
+        <w:tc>
+          <w:tcPr>
+            <w:tcW w:type="dxa" w:w="2160"/>
+          </w:tcPr>
+          <w:p>
+            <w:r>
+              <w:t>who am I, my work/time, mentions, settings, server binding &amp; own password</w:t>
+            </w:r>
+          </w:p>
+        </w:tc>
+        <w:tc>
+          <w:tcPr>
+            <w:tcW w:type="dxa" w:w="2160"/>
+          </w:tcPr>
+          <w:p>
+            <w:r>
+              <w:t>e2e: run_e2e.py</w:t>
+            </w:r>
+          </w:p>
+        </w:tc>
+      </w:tr>
+      <w:tr>
+        <w:tc>
+          <w:tcPr>
+            <w:tcW w:type="dxa" w:w="2160"/>
+          </w:tcPr>
+          <w:p>
+            <w:r>
+              <w:t>TC-F050</w:t>
             </w:r>
           </w:p>
         </w:tc>
@@ -4319,7 +4361,7 @@
         <w:rPr>
           <w:i/>
         </w:rPr>
-        <w:t>Сгенерировано из набора тестов приложения «Управление кросс-функциональной командой» v1.53.0 (30.10.2026). Публикуется и обновляется при каждом релизе.</w:t>
+        <w:t>Сгенерировано из набора тестов приложения «Управление кросс-функциональной командой» v1.54.0 (30.10.2026). Публикуется и обновляется при каждом релизе.</w:t>
       </w:r>
     </w:p>
     <w:sectPr>

--- a/Тестовая документация/Тестовая_документация_Планирование_спринта_PRO.docx
+++ b/Тестовая документация/Тестовая_документация_Планирование_спринта_PRO.docx
@@ -15,7 +15,7 @@
         <w:rPr>
           <w:i/>
         </w:rPr>
-        <w:t>Управление кросс-функциональной командой · v1.54.0 · 30.10.2026</w:t>
+        <w:t>Управление кросс-функциональной командой · v1.54.1 · 30.10.2026</w:t>
       </w:r>
     </w:p>
     <w:p>
@@ -919,7 +919,7 @@
     </w:p>
     <w:p>
       <w:r>
-        <w:t>Всего автоматизированных проверок: 63 (frontend e2e: 51 + smoke по всем разделам; backend: 10; analytics: 2). Все кейсы автоматизированы и входят в регрессию `make test`.</w:t>
+        <w:t>Всего автоматизированных проверок: 64 (frontend e2e: 52 + smoke по всем разделам; backend: 10; analytics: 2). Все кейсы автоматизированы и входят в регрессию `make test`.</w:t>
       </w:r>
     </w:p>
     <w:p>
@@ -2781,17 +2781,17 @@
           </w:tcPr>
           <w:p>
             <w:r>
-              <w:t>hglinks</w:t>
-            </w:r>
-          </w:p>
-        </w:tc>
-        <w:tc>
-          <w:tcPr>
-            <w:tcW w:type="dxa" w:w="2160"/>
-          </w:tcPr>
-          <w:p>
-            <w:r>
-              <w:t>dependency arrows — several predecessors, rollup, conflicts, branch/cycle checks, editing</w:t>
+              <w:t>stages panel</w:t>
+            </w:r>
+          </w:p>
+        </w:tc>
+        <w:tc>
+          <w:tcPr>
+            <w:tcW w:type="dxa" w:w="2160"/>
+          </w:tcPr>
+          <w:p>
+            <w:r>
+              <w:t>rows aligned, hint on one line at 420–560 px</w:t>
             </w:r>
           </w:p>
         </w:tc>
@@ -2823,17 +2823,17 @@
           </w:tcPr>
           <w:p>
             <w:r>
-              <w:t>status-report</w:t>
-            </w:r>
-          </w:p>
-        </w:tc>
-        <w:tc>
-          <w:tcPr>
-            <w:tcW w:type="dxa" w:w="2160"/>
-          </w:tcPr>
-          <w:p>
-            <w:r>
-              <w:t>RAG summary generated from data</w:t>
+              <w:t>hglinks</w:t>
+            </w:r>
+          </w:p>
+        </w:tc>
+        <w:tc>
+          <w:tcPr>
+            <w:tcW w:type="dxa" w:w="2160"/>
+          </w:tcPr>
+          <w:p>
+            <w:r>
+              <w:t>dependency arrows — several predecessors, rollup, conflicts, branch/cycle checks, editing</w:t>
             </w:r>
           </w:p>
         </w:tc>
@@ -2865,17 +2865,17 @@
           </w:tcPr>
           <w:p>
             <w:r>
-              <w:t>pm-registers</w:t>
-            </w:r>
-          </w:p>
-        </w:tc>
-        <w:tc>
-          <w:tcPr>
-            <w:tcW w:type="dxa" w:w="2160"/>
-          </w:tcPr>
-          <w:p>
-            <w:r>
-              <w:t>change/issues/stakeholders/... + portfolio snapshot</w:t>
+              <w:t>status-report</w:t>
+            </w:r>
+          </w:p>
+        </w:tc>
+        <w:tc>
+          <w:tcPr>
+            <w:tcW w:type="dxa" w:w="2160"/>
+          </w:tcPr>
+          <w:p>
+            <w:r>
+              <w:t>RAG summary generated from data</w:t>
             </w:r>
           </w:p>
         </w:tc>
@@ -2907,17 +2907,17 @@
           </w:tcPr>
           <w:p>
             <w:r>
-              <w:t>health-perf</w:t>
-            </w:r>
-          </w:p>
-        </w:tc>
-        <w:tc>
-          <w:tcPr>
-            <w:tcW w:type="dxa" w:w="2160"/>
-          </w:tcPr>
-          <w:p>
-            <w:r>
-              <w:t>bus factor, DORA, aging WIP, say-do, health check</w:t>
+              <w:t>pm-registers</w:t>
+            </w:r>
+          </w:p>
+        </w:tc>
+        <w:tc>
+          <w:tcPr>
+            <w:tcW w:type="dxa" w:w="2160"/>
+          </w:tcPr>
+          <w:p>
+            <w:r>
+              <w:t>change/issues/stakeholders/... + portfolio snapshot</w:t>
             </w:r>
           </w:p>
         </w:tc>
@@ -2949,17 +2949,17 @@
           </w:tcPr>
           <w:p>
             <w:r>
-              <w:t>nav</w:t>
-            </w:r>
-          </w:p>
-        </w:tc>
-        <w:tc>
-          <w:tcPr>
-            <w:tcW w:type="dxa" w:w="2160"/>
-          </w:tcPr>
-          <w:p>
-            <w:r>
-              <w:t>unique ids, containers, regrouped blocks</w:t>
+              <w:t>health-perf</w:t>
+            </w:r>
+          </w:p>
+        </w:tc>
+        <w:tc>
+          <w:tcPr>
+            <w:tcW w:type="dxa" w:w="2160"/>
+          </w:tcPr>
+          <w:p>
+            <w:r>
+              <w:t>bus factor, DORA, aging WIP, say-do, health check</w:t>
             </w:r>
           </w:p>
         </w:tc>
@@ -2991,17 +2991,17 @@
           </w:tcPr>
           <w:p>
             <w:r>
-              <w:t>ergonomics</w:t>
-            </w:r>
-          </w:p>
-        </w:tc>
-        <w:tc>
-          <w:tcPr>
-            <w:tcW w:type="dxa" w:w="2160"/>
-          </w:tcPr>
-          <w:p>
-            <w:r>
-              <w:t>lazy views, compact nav hubs/tabs/search, header, quick create, density</w:t>
+              <w:t>nav</w:t>
+            </w:r>
+          </w:p>
+        </w:tc>
+        <w:tc>
+          <w:tcPr>
+            <w:tcW w:type="dxa" w:w="2160"/>
+          </w:tcPr>
+          <w:p>
+            <w:r>
+              <w:t>unique ids, containers, regrouped blocks</w:t>
             </w:r>
           </w:p>
         </w:tc>
@@ -3033,17 +3033,17 @@
           </w:tcPr>
           <w:p>
             <w:r>
-              <w:t>scenarios</w:t>
-            </w:r>
-          </w:p>
-        </w:tc>
-        <w:tc>
-          <w:tcPr>
-            <w:tcW w:type="dxa" w:w="2160"/>
-          </w:tcPr>
-          <w:p>
-            <w:r>
-              <w:t>my day, first steps, «Новый проект» wizard</w:t>
+              <w:t>ergonomics</w:t>
+            </w:r>
+          </w:p>
+        </w:tc>
+        <w:tc>
+          <w:tcPr>
+            <w:tcW w:type="dxa" w:w="2160"/>
+          </w:tcPr>
+          <w:p>
+            <w:r>
+              <w:t>lazy views, compact nav hubs/tabs/search, header, quick create, density</w:t>
             </w:r>
           </w:p>
         </w:tc>
@@ -3075,17 +3075,17 @@
           </w:tcPr>
           <w:p>
             <w:r>
-              <w:t>profile</w:t>
-            </w:r>
-          </w:p>
-        </w:tc>
-        <w:tc>
-          <w:tcPr>
-            <w:tcW w:type="dxa" w:w="2160"/>
-          </w:tcPr>
-          <w:p>
-            <w:r>
-              <w:t>who am I, my work/time, mentions, settings, server binding &amp; own password</w:t>
+              <w:t>scenarios</w:t>
+            </w:r>
+          </w:p>
+        </w:tc>
+        <w:tc>
+          <w:tcPr>
+            <w:tcW w:type="dxa" w:w="2160"/>
+          </w:tcPr>
+          <w:p>
+            <w:r>
+              <w:t>my day, first steps, «Новый проект» wizard</w:t>
             </w:r>
           </w:p>
         </w:tc>
@@ -3108,6 +3108,48 @@
           <w:p>
             <w:r>
               <w:t>TC-F050</w:t>
+            </w:r>
+          </w:p>
+        </w:tc>
+        <w:tc>
+          <w:tcPr>
+            <w:tcW w:type="dxa" w:w="2160"/>
+          </w:tcPr>
+          <w:p>
+            <w:r>
+              <w:t>profile</w:t>
+            </w:r>
+          </w:p>
+        </w:tc>
+        <w:tc>
+          <w:tcPr>
+            <w:tcW w:type="dxa" w:w="2160"/>
+          </w:tcPr>
+          <w:p>
+            <w:r>
+              <w:t>who am I, my work/time, mentions, settings, server binding &amp; own password</w:t>
+            </w:r>
+          </w:p>
+        </w:tc>
+        <w:tc>
+          <w:tcPr>
+            <w:tcW w:type="dxa" w:w="2160"/>
+          </w:tcPr>
+          <w:p>
+            <w:r>
+              <w:t>e2e: run_e2e.py</w:t>
+            </w:r>
+          </w:p>
+        </w:tc>
+      </w:tr>
+      <w:tr>
+        <w:tc>
+          <w:tcPr>
+            <w:tcW w:type="dxa" w:w="2160"/>
+          </w:tcPr>
+          <w:p>
+            <w:r>
+              <w:t>TC-F051</w:t>
             </w:r>
           </w:p>
         </w:tc>
@@ -4361,7 +4403,7 @@
         <w:rPr>
           <w:i/>
         </w:rPr>
-        <w:t>Сгенерировано из набора тестов приложения «Управление кросс-функциональной командой» v1.54.0 (30.10.2026). Публикуется и обновляется при каждом релизе.</w:t>
+        <w:t>Сгенерировано из набора тестов приложения «Управление кросс-функциональной командой» v1.54.1 (30.10.2026). Публикуется и обновляется при каждом релизе.</w:t>
       </w:r>
     </w:p>
     <w:sectPr>

--- a/Тестовая документация/Тестовая_документация_Планирование_спринта_PRO.docx
+++ b/Тестовая документация/Тестовая_документация_Планирование_спринта_PRO.docx
@@ -15,7 +15,7 @@
         <w:rPr>
           <w:i/>
         </w:rPr>
-        <w:t>Управление кросс-функциональной командой · v1.54.1 · 30.10.2026</w:t>
+        <w:t>Управление кросс-функциональной командой · v1.55.0 · 30.10.2026</w:t>
       </w:r>
     </w:p>
     <w:p>
@@ -919,7 +919,7 @@
     </w:p>
     <w:p>
       <w:r>
-        <w:t>Всего автоматизированных проверок: 64 (frontend e2e: 52 + smoke по всем разделам; backend: 10; analytics: 2). Все кейсы автоматизированы и входят в регрессию `make test`.</w:t>
+        <w:t>Всего автоматизированных проверок: 65 (frontend e2e: 53 + smoke по всем разделам; backend: 10; analytics: 2). Все кейсы автоматизированы и входят в регрессию `make test`.</w:t>
       </w:r>
     </w:p>
     <w:p>
@@ -2865,17 +2865,17 @@
           </w:tcPr>
           <w:p>
             <w:r>
-              <w:t>status-report</w:t>
-            </w:r>
-          </w:p>
-        </w:tc>
-        <w:tc>
-          <w:tcPr>
-            <w:tcW w:type="dxa" w:w="2160"/>
-          </w:tcPr>
-          <w:p>
-            <w:r>
-              <w:t>RAG summary generated from data</w:t>
+              <w:t>hgplus</w:t>
+            </w:r>
+          </w:p>
+        </w:tc>
+        <w:tc>
+          <w:tcPr>
+            <w:tcW w:type="dxa" w:w="2160"/>
+          </w:tcPr>
+          <w:p>
+            <w:r>
+              <w:t>scale/scroll, milestones, filters, columns, drag, baseline, forecast, load, export</w:t>
             </w:r>
           </w:p>
         </w:tc>
@@ -2907,17 +2907,17 @@
           </w:tcPr>
           <w:p>
             <w:r>
-              <w:t>pm-registers</w:t>
-            </w:r>
-          </w:p>
-        </w:tc>
-        <w:tc>
-          <w:tcPr>
-            <w:tcW w:type="dxa" w:w="2160"/>
-          </w:tcPr>
-          <w:p>
-            <w:r>
-              <w:t>change/issues/stakeholders/... + portfolio snapshot</w:t>
+              <w:t>status-report</w:t>
+            </w:r>
+          </w:p>
+        </w:tc>
+        <w:tc>
+          <w:tcPr>
+            <w:tcW w:type="dxa" w:w="2160"/>
+          </w:tcPr>
+          <w:p>
+            <w:r>
+              <w:t>RAG summary generated from data</w:t>
             </w:r>
           </w:p>
         </w:tc>
@@ -2949,17 +2949,17 @@
           </w:tcPr>
           <w:p>
             <w:r>
-              <w:t>health-perf</w:t>
-            </w:r>
-          </w:p>
-        </w:tc>
-        <w:tc>
-          <w:tcPr>
-            <w:tcW w:type="dxa" w:w="2160"/>
-          </w:tcPr>
-          <w:p>
-            <w:r>
-              <w:t>bus factor, DORA, aging WIP, say-do, health check</w:t>
+              <w:t>pm-registers</w:t>
+            </w:r>
+          </w:p>
+        </w:tc>
+        <w:tc>
+          <w:tcPr>
+            <w:tcW w:type="dxa" w:w="2160"/>
+          </w:tcPr>
+          <w:p>
+            <w:r>
+              <w:t>change/issues/stakeholders/... + portfolio snapshot</w:t>
             </w:r>
           </w:p>
         </w:tc>
@@ -2991,17 +2991,17 @@
           </w:tcPr>
           <w:p>
             <w:r>
-              <w:t>nav</w:t>
-            </w:r>
-          </w:p>
-        </w:tc>
-        <w:tc>
-          <w:tcPr>
-            <w:tcW w:type="dxa" w:w="2160"/>
-          </w:tcPr>
-          <w:p>
-            <w:r>
-              <w:t>unique ids, containers, regrouped blocks</w:t>
+              <w:t>health-perf</w:t>
+            </w:r>
+          </w:p>
+        </w:tc>
+        <w:tc>
+          <w:tcPr>
+            <w:tcW w:type="dxa" w:w="2160"/>
+          </w:tcPr>
+          <w:p>
+            <w:r>
+              <w:t>bus factor, DORA, aging WIP, say-do, health check</w:t>
             </w:r>
           </w:p>
         </w:tc>
@@ -3033,17 +3033,17 @@
           </w:tcPr>
           <w:p>
             <w:r>
-              <w:t>ergonomics</w:t>
-            </w:r>
-          </w:p>
-        </w:tc>
-        <w:tc>
-          <w:tcPr>
-            <w:tcW w:type="dxa" w:w="2160"/>
-          </w:tcPr>
-          <w:p>
-            <w:r>
-              <w:t>lazy views, compact nav hubs/tabs/search, header, quick create, density</w:t>
+              <w:t>nav</w:t>
+            </w:r>
+          </w:p>
+        </w:tc>
+        <w:tc>
+          <w:tcPr>
+            <w:tcW w:type="dxa" w:w="2160"/>
+          </w:tcPr>
+          <w:p>
+            <w:r>
+              <w:t>unique ids, containers, regrouped blocks</w:t>
             </w:r>
           </w:p>
         </w:tc>
@@ -3075,17 +3075,17 @@
           </w:tcPr>
           <w:p>
             <w:r>
-              <w:t>scenarios</w:t>
-            </w:r>
-          </w:p>
-        </w:tc>
-        <w:tc>
-          <w:tcPr>
-            <w:tcW w:type="dxa" w:w="2160"/>
-          </w:tcPr>
-          <w:p>
-            <w:r>
-              <w:t>my day, first steps, «Новый проект» wizard</w:t>
+              <w:t>ergonomics</w:t>
+            </w:r>
+          </w:p>
+        </w:tc>
+        <w:tc>
+          <w:tcPr>
+            <w:tcW w:type="dxa" w:w="2160"/>
+          </w:tcPr>
+          <w:p>
+            <w:r>
+              <w:t>lazy views, compact nav hubs/tabs/search, header, quick create, density</w:t>
             </w:r>
           </w:p>
         </w:tc>
@@ -3117,17 +3117,17 @@
           </w:tcPr>
           <w:p>
             <w:r>
-              <w:t>profile</w:t>
-            </w:r>
-          </w:p>
-        </w:tc>
-        <w:tc>
-          <w:tcPr>
-            <w:tcW w:type="dxa" w:w="2160"/>
-          </w:tcPr>
-          <w:p>
-            <w:r>
-              <w:t>who am I, my work/time, mentions, settings, server binding &amp; own password</w:t>
+              <w:t>scenarios</w:t>
+            </w:r>
+          </w:p>
+        </w:tc>
+        <w:tc>
+          <w:tcPr>
+            <w:tcW w:type="dxa" w:w="2160"/>
+          </w:tcPr>
+          <w:p>
+            <w:r>
+              <w:t>my day, first steps, «Новый проект» wizard</w:t>
             </w:r>
           </w:p>
         </w:tc>
@@ -3150,6 +3150,48 @@
           <w:p>
             <w:r>
               <w:t>TC-F051</w:t>
+            </w:r>
+          </w:p>
+        </w:tc>
+        <w:tc>
+          <w:tcPr>
+            <w:tcW w:type="dxa" w:w="2160"/>
+          </w:tcPr>
+          <w:p>
+            <w:r>
+              <w:t>profile</w:t>
+            </w:r>
+          </w:p>
+        </w:tc>
+        <w:tc>
+          <w:tcPr>
+            <w:tcW w:type="dxa" w:w="2160"/>
+          </w:tcPr>
+          <w:p>
+            <w:r>
+              <w:t>who am I, my work/time, mentions, settings, server binding &amp; own password</w:t>
+            </w:r>
+          </w:p>
+        </w:tc>
+        <w:tc>
+          <w:tcPr>
+            <w:tcW w:type="dxa" w:w="2160"/>
+          </w:tcPr>
+          <w:p>
+            <w:r>
+              <w:t>e2e: run_e2e.py</w:t>
+            </w:r>
+          </w:p>
+        </w:tc>
+      </w:tr>
+      <w:tr>
+        <w:tc>
+          <w:tcPr>
+            <w:tcW w:type="dxa" w:w="2160"/>
+          </w:tcPr>
+          <w:p>
+            <w:r>
+              <w:t>TC-F052</w:t>
             </w:r>
           </w:p>
         </w:tc>
@@ -4403,7 +4445,7 @@
         <w:rPr>
           <w:i/>
         </w:rPr>
-        <w:t>Сгенерировано из набора тестов приложения «Управление кросс-функциональной командой» v1.54.1 (30.10.2026). Публикуется и обновляется при каждом релизе.</w:t>
+        <w:t>Сгенерировано из набора тестов приложения «Управление кросс-функциональной командой» v1.55.0 (30.10.2026). Публикуется и обновляется при каждом релизе.</w:t>
       </w:r>
     </w:p>
     <w:sectPr>

--- a/Тестовая документация/Тестовая_документация_Планирование_спринта_PRO.docx
+++ b/Тестовая документация/Тестовая_документация_Планирование_спринта_PRO.docx
@@ -15,7 +15,7 @@
         <w:rPr>
           <w:i/>
         </w:rPr>
-        <w:t>Управление кросс-функциональной командой · v1.55.0 · 30.10.2026</w:t>
+        <w:t>Управление кросс-функциональной командой · v1.56.0 · 30.10.2026</w:t>
       </w:r>
     </w:p>
     <w:p>
@@ -919,7 +919,7 @@
     </w:p>
     <w:p>
       <w:r>
-        <w:t>Всего автоматизированных проверок: 65 (frontend e2e: 53 + smoke по всем разделам; backend: 10; analytics: 2). Все кейсы автоматизированы и входят в регрессию `make test`.</w:t>
+        <w:t>Всего автоматизированных проверок: 66 (frontend e2e: 54 + smoke по всем разделам; backend: 10; analytics: 2). Все кейсы автоматизированы и входят в регрессию `make test`.</w:t>
       </w:r>
     </w:p>
     <w:p>
@@ -2907,17 +2907,17 @@
           </w:tcPr>
           <w:p>
             <w:r>
-              <w:t>status-report</w:t>
-            </w:r>
-          </w:p>
-        </w:tc>
-        <w:tc>
-          <w:tcPr>
-            <w:tcW w:type="dxa" w:w="2160"/>
-          </w:tcPr>
-          <w:p>
-            <w:r>
-              <w:t>RAG summary generated from data</w:t>
+              <w:t>hglight</w:t>
+            </w:r>
+          </w:p>
+        </w:tc>
+        <w:tc>
+          <w:tcPr>
+            <w:tcW w:type="dxa" w:w="2160"/>
+          </w:tcPr>
+          <w:p>
+            <w:r>
+              <w:t>view modes, KPI chips, focus, density, legend by layers, PPTX by epics</w:t>
             </w:r>
           </w:p>
         </w:tc>
@@ -2949,17 +2949,17 @@
           </w:tcPr>
           <w:p>
             <w:r>
-              <w:t>pm-registers</w:t>
-            </w:r>
-          </w:p>
-        </w:tc>
-        <w:tc>
-          <w:tcPr>
-            <w:tcW w:type="dxa" w:w="2160"/>
-          </w:tcPr>
-          <w:p>
-            <w:r>
-              <w:t>change/issues/stakeholders/... + portfolio snapshot</w:t>
+              <w:t>status-report</w:t>
+            </w:r>
+          </w:p>
+        </w:tc>
+        <w:tc>
+          <w:tcPr>
+            <w:tcW w:type="dxa" w:w="2160"/>
+          </w:tcPr>
+          <w:p>
+            <w:r>
+              <w:t>RAG summary generated from data</w:t>
             </w:r>
           </w:p>
         </w:tc>
@@ -2991,17 +2991,17 @@
           </w:tcPr>
           <w:p>
             <w:r>
-              <w:t>health-perf</w:t>
-            </w:r>
-          </w:p>
-        </w:tc>
-        <w:tc>
-          <w:tcPr>
-            <w:tcW w:type="dxa" w:w="2160"/>
-          </w:tcPr>
-          <w:p>
-            <w:r>
-              <w:t>bus factor, DORA, aging WIP, say-do, health check</w:t>
+              <w:t>pm-registers</w:t>
+            </w:r>
+          </w:p>
+        </w:tc>
+        <w:tc>
+          <w:tcPr>
+            <w:tcW w:type="dxa" w:w="2160"/>
+          </w:tcPr>
+          <w:p>
+            <w:r>
+              <w:t>change/issues/stakeholders/... + portfolio snapshot</w:t>
             </w:r>
           </w:p>
         </w:tc>
@@ -3033,17 +3033,17 @@
           </w:tcPr>
           <w:p>
             <w:r>
-              <w:t>nav</w:t>
-            </w:r>
-          </w:p>
-        </w:tc>
-        <w:tc>
-          <w:tcPr>
-            <w:tcW w:type="dxa" w:w="2160"/>
-          </w:tcPr>
-          <w:p>
-            <w:r>
-              <w:t>unique ids, containers, regrouped blocks</w:t>
+              <w:t>health-perf</w:t>
+            </w:r>
+          </w:p>
+        </w:tc>
+        <w:tc>
+          <w:tcPr>
+            <w:tcW w:type="dxa" w:w="2160"/>
+          </w:tcPr>
+          <w:p>
+            <w:r>
+              <w:t>bus factor, DORA, aging WIP, say-do, health check</w:t>
             </w:r>
           </w:p>
         </w:tc>
@@ -3075,17 +3075,17 @@
           </w:tcPr>
           <w:p>
             <w:r>
-              <w:t>ergonomics</w:t>
-            </w:r>
-          </w:p>
-        </w:tc>
-        <w:tc>
-          <w:tcPr>
-            <w:tcW w:type="dxa" w:w="2160"/>
-          </w:tcPr>
-          <w:p>
-            <w:r>
-              <w:t>lazy views, compact nav hubs/tabs/search, header, quick create, density</w:t>
+              <w:t>nav</w:t>
+            </w:r>
+          </w:p>
+        </w:tc>
+        <w:tc>
+          <w:tcPr>
+            <w:tcW w:type="dxa" w:w="2160"/>
+          </w:tcPr>
+          <w:p>
+            <w:r>
+              <w:t>unique ids, containers, regrouped blocks</w:t>
             </w:r>
           </w:p>
         </w:tc>
@@ -3117,17 +3117,17 @@
           </w:tcPr>
           <w:p>
             <w:r>
-              <w:t>scenarios</w:t>
-            </w:r>
-          </w:p>
-        </w:tc>
-        <w:tc>
-          <w:tcPr>
-            <w:tcW w:type="dxa" w:w="2160"/>
-          </w:tcPr>
-          <w:p>
-            <w:r>
-              <w:t>my day, first steps, «Новый проект» wizard</w:t>
+              <w:t>ergonomics</w:t>
+            </w:r>
+          </w:p>
+        </w:tc>
+        <w:tc>
+          <w:tcPr>
+            <w:tcW w:type="dxa" w:w="2160"/>
+          </w:tcPr>
+          <w:p>
+            <w:r>
+              <w:t>lazy views, compact nav hubs/tabs/search, header, quick create, density</w:t>
             </w:r>
           </w:p>
         </w:tc>
@@ -3159,17 +3159,17 @@
           </w:tcPr>
           <w:p>
             <w:r>
-              <w:t>profile</w:t>
-            </w:r>
-          </w:p>
-        </w:tc>
-        <w:tc>
-          <w:tcPr>
-            <w:tcW w:type="dxa" w:w="2160"/>
-          </w:tcPr>
-          <w:p>
-            <w:r>
-              <w:t>who am I, my work/time, mentions, settings, server binding &amp; own password</w:t>
+              <w:t>scenarios</w:t>
+            </w:r>
+          </w:p>
+        </w:tc>
+        <w:tc>
+          <w:tcPr>
+            <w:tcW w:type="dxa" w:w="2160"/>
+          </w:tcPr>
+          <w:p>
+            <w:r>
+              <w:t>my day, first steps, «Новый проект» wizard</w:t>
             </w:r>
           </w:p>
         </w:tc>
@@ -3192,6 +3192,48 @@
           <w:p>
             <w:r>
               <w:t>TC-F052</w:t>
+            </w:r>
+          </w:p>
+        </w:tc>
+        <w:tc>
+          <w:tcPr>
+            <w:tcW w:type="dxa" w:w="2160"/>
+          </w:tcPr>
+          <w:p>
+            <w:r>
+              <w:t>profile</w:t>
+            </w:r>
+          </w:p>
+        </w:tc>
+        <w:tc>
+          <w:tcPr>
+            <w:tcW w:type="dxa" w:w="2160"/>
+          </w:tcPr>
+          <w:p>
+            <w:r>
+              <w:t>who am I, my work/time, mentions, settings, server binding &amp; own password</w:t>
+            </w:r>
+          </w:p>
+        </w:tc>
+        <w:tc>
+          <w:tcPr>
+            <w:tcW w:type="dxa" w:w="2160"/>
+          </w:tcPr>
+          <w:p>
+            <w:r>
+              <w:t>e2e: run_e2e.py</w:t>
+            </w:r>
+          </w:p>
+        </w:tc>
+      </w:tr>
+      <w:tr>
+        <w:tc>
+          <w:tcPr>
+            <w:tcW w:type="dxa" w:w="2160"/>
+          </w:tcPr>
+          <w:p>
+            <w:r>
+              <w:t>TC-F053</w:t>
             </w:r>
           </w:p>
         </w:tc>
@@ -4445,7 +4487,7 @@
         <w:rPr>
           <w:i/>
         </w:rPr>
-        <w:t>Сгенерировано из набора тестов приложения «Управление кросс-функциональной командой» v1.55.0 (30.10.2026). Публикуется и обновляется при каждом релизе.</w:t>
+        <w:t>Сгенерировано из набора тестов приложения «Управление кросс-функциональной командой» v1.56.0 (30.10.2026). Публикуется и обновляется при каждом релизе.</w:t>
       </w:r>
     </w:p>
     <w:sectPr>

--- a/Тестовая документация/Тестовая_документация_Планирование_спринта_PRO.docx
+++ b/Тестовая документация/Тестовая_документация_Планирование_спринта_PRO.docx
@@ -15,7 +15,7 @@
         <w:rPr>
           <w:i/>
         </w:rPr>
-        <w:t>Управление кросс-функциональной командой · v1.56.0 · 30.10.2026</w:t>
+        <w:t>Управление кросс-функциональной командой · v1.56.1 · 30.10.2026</w:t>
       </w:r>
     </w:p>
     <w:p>
@@ -919,7 +919,7 @@
     </w:p>
     <w:p>
       <w:r>
-        <w:t>Всего автоматизированных проверок: 66 (frontend e2e: 54 + smoke по всем разделам; backend: 10; analytics: 2). Все кейсы автоматизированы и входят в регрессию `make test`.</w:t>
+        <w:t>Всего автоматизированных проверок: 67 (frontend e2e: 55 + smoke по всем разделам; backend: 10; analytics: 2). Все кейсы автоматизированы и входят в регрессию `make test`.</w:t>
       </w:r>
     </w:p>
     <w:p>
@@ -2949,17 +2949,17 @@
           </w:tcPr>
           <w:p>
             <w:r>
-              <w:t>status-report</w:t>
-            </w:r>
-          </w:p>
-        </w:tc>
-        <w:tc>
-          <w:tcPr>
-            <w:tcW w:type="dxa" w:w="2160"/>
-          </w:tcPr>
-          <w:p>
-            <w:r>
-              <w:t>RAG summary generated from data</w:t>
+              <w:t>hgtbar</w:t>
+            </w:r>
+          </w:p>
+        </w:tc>
+        <w:tc>
+          <w:tcPr>
+            <w:tcW w:type="dxa" w:w="2160"/>
+          </w:tcPr>
+          <w:p>
+            <w:r>
+              <w:t>toolbar — one control height, search group wraps as a whole, legend stays in place</w:t>
             </w:r>
           </w:p>
         </w:tc>
@@ -2991,17 +2991,17 @@
           </w:tcPr>
           <w:p>
             <w:r>
-              <w:t>pm-registers</w:t>
-            </w:r>
-          </w:p>
-        </w:tc>
-        <w:tc>
-          <w:tcPr>
-            <w:tcW w:type="dxa" w:w="2160"/>
-          </w:tcPr>
-          <w:p>
-            <w:r>
-              <w:t>change/issues/stakeholders/... + portfolio snapshot</w:t>
+              <w:t>status-report</w:t>
+            </w:r>
+          </w:p>
+        </w:tc>
+        <w:tc>
+          <w:tcPr>
+            <w:tcW w:type="dxa" w:w="2160"/>
+          </w:tcPr>
+          <w:p>
+            <w:r>
+              <w:t>RAG summary generated from data</w:t>
             </w:r>
           </w:p>
         </w:tc>
@@ -3033,17 +3033,17 @@
           </w:tcPr>
           <w:p>
             <w:r>
-              <w:t>health-perf</w:t>
-            </w:r>
-          </w:p>
-        </w:tc>
-        <w:tc>
-          <w:tcPr>
-            <w:tcW w:type="dxa" w:w="2160"/>
-          </w:tcPr>
-          <w:p>
-            <w:r>
-              <w:t>bus factor, DORA, aging WIP, say-do, health check</w:t>
+              <w:t>pm-registers</w:t>
+            </w:r>
+          </w:p>
+        </w:tc>
+        <w:tc>
+          <w:tcPr>
+            <w:tcW w:type="dxa" w:w="2160"/>
+          </w:tcPr>
+          <w:p>
+            <w:r>
+              <w:t>change/issues/stakeholders/... + portfolio snapshot</w:t>
             </w:r>
           </w:p>
         </w:tc>
@@ -3075,17 +3075,17 @@
           </w:tcPr>
           <w:p>
             <w:r>
-              <w:t>nav</w:t>
-            </w:r>
-          </w:p>
-        </w:tc>
-        <w:tc>
-          <w:tcPr>
-            <w:tcW w:type="dxa" w:w="2160"/>
-          </w:tcPr>
-          <w:p>
-            <w:r>
-              <w:t>unique ids, containers, regrouped blocks</w:t>
+              <w:t>health-perf</w:t>
+            </w:r>
+          </w:p>
+        </w:tc>
+        <w:tc>
+          <w:tcPr>
+            <w:tcW w:type="dxa" w:w="2160"/>
+          </w:tcPr>
+          <w:p>
+            <w:r>
+              <w:t>bus factor, DORA, aging WIP, say-do, health check</w:t>
             </w:r>
           </w:p>
         </w:tc>
@@ -3117,17 +3117,17 @@
           </w:tcPr>
           <w:p>
             <w:r>
-              <w:t>ergonomics</w:t>
-            </w:r>
-          </w:p>
-        </w:tc>
-        <w:tc>
-          <w:tcPr>
-            <w:tcW w:type="dxa" w:w="2160"/>
-          </w:tcPr>
-          <w:p>
-            <w:r>
-              <w:t>lazy views, compact nav hubs/tabs/search, header, quick create, density</w:t>
+              <w:t>nav</w:t>
+            </w:r>
+          </w:p>
+        </w:tc>
+        <w:tc>
+          <w:tcPr>
+            <w:tcW w:type="dxa" w:w="2160"/>
+          </w:tcPr>
+          <w:p>
+            <w:r>
+              <w:t>unique ids, containers, regrouped blocks</w:t>
             </w:r>
           </w:p>
         </w:tc>
@@ -3159,17 +3159,17 @@
           </w:tcPr>
           <w:p>
             <w:r>
-              <w:t>scenarios</w:t>
-            </w:r>
-          </w:p>
-        </w:tc>
-        <w:tc>
-          <w:tcPr>
-            <w:tcW w:type="dxa" w:w="2160"/>
-          </w:tcPr>
-          <w:p>
-            <w:r>
-              <w:t>my day, first steps, «Новый проект» wizard</w:t>
+              <w:t>ergonomics</w:t>
+            </w:r>
+          </w:p>
+        </w:tc>
+        <w:tc>
+          <w:tcPr>
+            <w:tcW w:type="dxa" w:w="2160"/>
+          </w:tcPr>
+          <w:p>
+            <w:r>
+              <w:t>lazy views, compact nav hubs/tabs/search, header, quick create, density</w:t>
             </w:r>
           </w:p>
         </w:tc>
@@ -3201,17 +3201,17 @@
           </w:tcPr>
           <w:p>
             <w:r>
-              <w:t>profile</w:t>
-            </w:r>
-          </w:p>
-        </w:tc>
-        <w:tc>
-          <w:tcPr>
-            <w:tcW w:type="dxa" w:w="2160"/>
-          </w:tcPr>
-          <w:p>
-            <w:r>
-              <w:t>who am I, my work/time, mentions, settings, server binding &amp; own password</w:t>
+              <w:t>scenarios</w:t>
+            </w:r>
+          </w:p>
+        </w:tc>
+        <w:tc>
+          <w:tcPr>
+            <w:tcW w:type="dxa" w:w="2160"/>
+          </w:tcPr>
+          <w:p>
+            <w:r>
+              <w:t>my day, first steps, «Новый проект» wizard</w:t>
             </w:r>
           </w:p>
         </w:tc>
@@ -3234,6 +3234,48 @@
           <w:p>
             <w:r>
               <w:t>TC-F053</w:t>
+            </w:r>
+          </w:p>
+        </w:tc>
+        <w:tc>
+          <w:tcPr>
+            <w:tcW w:type="dxa" w:w="2160"/>
+          </w:tcPr>
+          <w:p>
+            <w:r>
+              <w:t>profile</w:t>
+            </w:r>
+          </w:p>
+        </w:tc>
+        <w:tc>
+          <w:tcPr>
+            <w:tcW w:type="dxa" w:w="2160"/>
+          </w:tcPr>
+          <w:p>
+            <w:r>
+              <w:t>who am I, my work/time, mentions, settings, server binding &amp; own password</w:t>
+            </w:r>
+          </w:p>
+        </w:tc>
+        <w:tc>
+          <w:tcPr>
+            <w:tcW w:type="dxa" w:w="2160"/>
+          </w:tcPr>
+          <w:p>
+            <w:r>
+              <w:t>e2e: run_e2e.py</w:t>
+            </w:r>
+          </w:p>
+        </w:tc>
+      </w:tr>
+      <w:tr>
+        <w:tc>
+          <w:tcPr>
+            <w:tcW w:type="dxa" w:w="2160"/>
+          </w:tcPr>
+          <w:p>
+            <w:r>
+              <w:t>TC-F054</w:t>
             </w:r>
           </w:p>
         </w:tc>
@@ -4487,7 +4529,7 @@
         <w:rPr>
           <w:i/>
         </w:rPr>
-        <w:t>Сгенерировано из набора тестов приложения «Управление кросс-функциональной командой» v1.56.0 (30.10.2026). Публикуется и обновляется при каждом релизе.</w:t>
+        <w:t>Сгенерировано из набора тестов приложения «Управление кросс-функциональной командой» v1.56.1 (30.10.2026). Публикуется и обновляется при каждом релизе.</w:t>
       </w:r>
     </w:p>
     <w:sectPr>
